--- a/sec_sem/life_cycle/Lab_9/Lab_9.docx
+++ b/sec_sem/life_cycle/Lab_9/Lab_9.docx
@@ -235,216 +235,2749 @@
         </w:rPr>
         <w:t>Ведення документації у ІТ-проєкті</w:t>
       </w:r>
+      <w:r>
+        <w:rPr>
+          <w:rFonts w:ascii="Times New Roman" w:hAnsi="Times New Roman" w:cs="Times New Roman"/>
+          <w:sz w:val="32"/>
+          <w:szCs w:val="32"/>
+        </w:rPr>
+        <w:t>”</w:t>
+      </w:r>
+    </w:p>
+    <w:p>
+      <w:pPr>
+        <w:rPr>
+          <w:rFonts w:ascii="Times New Roman" w:hAnsi="Times New Roman" w:cs="Times New Roman"/>
+          <w:sz w:val="32"/>
+          <w:szCs w:val="32"/>
+        </w:rPr>
+      </w:pPr>
+    </w:p>
+    <w:p>
+      <w:pPr>
+        <w:jc w:val="center"/>
+        <w:rPr>
+          <w:rFonts w:ascii="Times New Roman" w:hAnsi="Times New Roman" w:cs="Times New Roman"/>
+          <w:sz w:val="32"/>
+          <w:szCs w:val="32"/>
+        </w:rPr>
+      </w:pPr>
+    </w:p>
+    <w:p>
+      <w:pPr>
+        <w:jc w:val="right"/>
+        <w:rPr>
+          <w:rFonts w:ascii="Times New Roman" w:hAnsi="Times New Roman" w:cs="Times New Roman"/>
+          <w:sz w:val="32"/>
+          <w:szCs w:val="32"/>
+        </w:rPr>
+      </w:pPr>
+      <w:r>
+        <w:rPr>
+          <w:rFonts w:ascii="Times New Roman" w:hAnsi="Times New Roman" w:cs="Times New Roman"/>
+          <w:sz w:val="32"/>
+          <w:szCs w:val="32"/>
+        </w:rPr>
+        <w:t>Виконав:</w:t>
+      </w:r>
+    </w:p>
+    <w:p>
+      <w:pPr>
+        <w:jc w:val="right"/>
+        <w:rPr>
+          <w:rFonts w:ascii="Times New Roman" w:hAnsi="Times New Roman" w:cs="Times New Roman"/>
+          <w:sz w:val="32"/>
+          <w:szCs w:val="32"/>
+        </w:rPr>
+      </w:pPr>
+      <w:r>
+        <w:rPr>
+          <w:rFonts w:ascii="Times New Roman" w:hAnsi="Times New Roman" w:cs="Times New Roman"/>
+          <w:sz w:val="32"/>
+          <w:szCs w:val="32"/>
+        </w:rPr>
+        <w:t xml:space="preserve">Студент. гр. ФеП-41 </w:t>
+      </w:r>
+      <w:proofErr w:type="spellStart"/>
+      <w:r>
+        <w:rPr>
+          <w:rFonts w:ascii="Times New Roman" w:hAnsi="Times New Roman" w:cs="Times New Roman"/>
+          <w:sz w:val="32"/>
+          <w:szCs w:val="32"/>
+        </w:rPr>
+        <w:t>Фіняк</w:t>
+      </w:r>
+      <w:proofErr w:type="spellEnd"/>
+      <w:r>
+        <w:rPr>
+          <w:rFonts w:ascii="Times New Roman" w:hAnsi="Times New Roman" w:cs="Times New Roman"/>
+          <w:sz w:val="32"/>
+          <w:szCs w:val="32"/>
+        </w:rPr>
+        <w:t xml:space="preserve"> Олег</w:t>
+      </w:r>
+    </w:p>
+    <w:p>
+      <w:pPr>
+        <w:jc w:val="right"/>
+        <w:rPr>
+          <w:rFonts w:ascii="Times New Roman" w:hAnsi="Times New Roman" w:cs="Times New Roman"/>
+          <w:sz w:val="32"/>
+          <w:szCs w:val="32"/>
+        </w:rPr>
+      </w:pPr>
+      <w:r>
+        <w:rPr>
+          <w:rFonts w:ascii="Times New Roman" w:hAnsi="Times New Roman" w:cs="Times New Roman"/>
+          <w:sz w:val="32"/>
+          <w:szCs w:val="32"/>
+        </w:rPr>
+        <w:t xml:space="preserve">Перевірив: </w:t>
+      </w:r>
+    </w:p>
+    <w:p>
+      <w:pPr>
+        <w:jc w:val="right"/>
+        <w:rPr>
+          <w:rFonts w:ascii="Times New Roman" w:hAnsi="Times New Roman" w:cs="Times New Roman"/>
+          <w:sz w:val="32"/>
+          <w:szCs w:val="32"/>
+        </w:rPr>
+      </w:pPr>
+      <w:proofErr w:type="spellStart"/>
+      <w:r>
+        <w:rPr>
+          <w:rFonts w:ascii="Times New Roman" w:hAnsi="Times New Roman" w:cs="Times New Roman"/>
+          <w:sz w:val="32"/>
+          <w:szCs w:val="32"/>
+        </w:rPr>
+        <w:t>Франів</w:t>
+      </w:r>
+      <w:proofErr w:type="spellEnd"/>
+      <w:r>
+        <w:rPr>
+          <w:rFonts w:ascii="Times New Roman" w:hAnsi="Times New Roman" w:cs="Times New Roman"/>
+          <w:sz w:val="32"/>
+          <w:szCs w:val="32"/>
+        </w:rPr>
+        <w:t xml:space="preserve"> В.А</w:t>
+      </w:r>
+      <w:r>
+        <w:rPr>
+          <w:rFonts w:ascii="Times New Roman" w:hAnsi="Times New Roman" w:cs="Times New Roman"/>
+          <w:sz w:val="32"/>
+          <w:szCs w:val="32"/>
+        </w:rPr>
+        <w:t>.</w:t>
+      </w:r>
+    </w:p>
+    <w:p>
+      <w:pPr>
+        <w:jc w:val="center"/>
+        <w:rPr>
+          <w:rFonts w:ascii="Times New Roman" w:hAnsi="Times New Roman" w:cs="Times New Roman"/>
+          <w:sz w:val="32"/>
+          <w:szCs w:val="32"/>
+        </w:rPr>
+      </w:pPr>
+    </w:p>
+    <w:p>
+      <w:pPr>
+        <w:jc w:val="center"/>
+        <w:rPr>
+          <w:rFonts w:ascii="Times New Roman" w:hAnsi="Times New Roman" w:cs="Times New Roman"/>
+          <w:sz w:val="32"/>
+          <w:szCs w:val="32"/>
+        </w:rPr>
+      </w:pPr>
+    </w:p>
+    <w:p>
+      <w:pPr>
+        <w:rPr>
+          <w:rFonts w:ascii="Times New Roman" w:hAnsi="Times New Roman" w:cs="Times New Roman"/>
+          <w:sz w:val="32"/>
+          <w:szCs w:val="32"/>
+        </w:rPr>
+      </w:pPr>
+    </w:p>
+    <w:p>
+      <w:pPr>
+        <w:rPr>
+          <w:rFonts w:ascii="Times New Roman" w:hAnsi="Times New Roman" w:cs="Times New Roman"/>
+          <w:sz w:val="32"/>
+          <w:szCs w:val="32"/>
+        </w:rPr>
+      </w:pPr>
+    </w:p>
+    <w:p>
+      <w:pPr>
+        <w:rPr>
+          <w:rFonts w:ascii="Times New Roman" w:hAnsi="Times New Roman" w:cs="Times New Roman"/>
+          <w:sz w:val="32"/>
+          <w:szCs w:val="32"/>
+        </w:rPr>
+      </w:pPr>
+    </w:p>
+    <w:p>
+      <w:pPr>
+        <w:rPr>
+          <w:rFonts w:ascii="Times New Roman" w:hAnsi="Times New Roman" w:cs="Times New Roman"/>
+          <w:sz w:val="32"/>
+          <w:szCs w:val="32"/>
+        </w:rPr>
+      </w:pPr>
+    </w:p>
+    <w:p>
+      <w:pPr>
+        <w:jc w:val="center"/>
+        <w:rPr>
+          <w:rFonts w:ascii="Times New Roman" w:hAnsi="Times New Roman" w:cs="Times New Roman"/>
+          <w:sz w:val="32"/>
+          <w:szCs w:val="32"/>
+        </w:rPr>
+      </w:pPr>
+      <w:r>
+        <w:rPr>
+          <w:rFonts w:ascii="Times New Roman" w:hAnsi="Times New Roman" w:cs="Times New Roman"/>
+          <w:sz w:val="32"/>
+          <w:szCs w:val="32"/>
+        </w:rPr>
+        <w:t>Львів – 2026</w:t>
+      </w:r>
+    </w:p>
+    <w:p>
+      <w:pPr>
+        <w:jc w:val="center"/>
+        <w:rPr>
+          <w:rFonts w:ascii="Times New Roman" w:hAnsi="Times New Roman" w:cs="Times New Roman"/>
+          <w:sz w:val="32"/>
+          <w:szCs w:val="32"/>
+        </w:rPr>
+      </w:pPr>
+    </w:p>
+    <w:p>
+      <w:pPr>
+        <w:jc w:val="both"/>
+        <w:rPr>
+          <w:rFonts w:ascii="Times New Roman" w:hAnsi="Times New Roman" w:cs="Times New Roman"/>
+          <w:sz w:val="28"/>
+          <w:szCs w:val="28"/>
+        </w:rPr>
+      </w:pPr>
+      <w:r>
+        <w:rPr>
+          <w:rFonts w:ascii="Times New Roman" w:hAnsi="Times New Roman" w:cs="Times New Roman"/>
+          <w:b/>
+          <w:sz w:val="28"/>
+          <w:szCs w:val="28"/>
+        </w:rPr>
+        <w:lastRenderedPageBreak/>
+        <w:t>Мета роботи:</w:t>
+      </w:r>
+      <w:r>
+        <w:rPr>
+          <w:rFonts w:ascii="Times New Roman" w:hAnsi="Times New Roman" w:cs="Times New Roman"/>
+          <w:sz w:val="28"/>
+          <w:szCs w:val="28"/>
+        </w:rPr>
+        <w:t xml:space="preserve"> Мета лабораторної роботи полягає в створенні найбільш поширених документів які супроводжуються ІТ проект.</w:t>
+      </w:r>
+    </w:p>
+    <w:p>
+      <w:pPr>
+        <w:jc w:val="both"/>
+        <w:rPr>
+          <w:rFonts w:ascii="Times New Roman" w:hAnsi="Times New Roman" w:cs="Times New Roman"/>
+          <w:sz w:val="28"/>
+          <w:szCs w:val="28"/>
+        </w:rPr>
+      </w:pPr>
+      <w:r>
+        <w:rPr>
+          <w:rFonts w:ascii="Times New Roman" w:hAnsi="Times New Roman" w:cs="Times New Roman"/>
+          <w:b/>
+          <w:sz w:val="28"/>
+          <w:szCs w:val="28"/>
+        </w:rPr>
+        <w:t>Вимоги до результатів виконання лабораторної роботи:</w:t>
+      </w:r>
+      <w:r>
+        <w:rPr>
+          <w:rFonts w:ascii="Times New Roman" w:hAnsi="Times New Roman" w:cs="Times New Roman"/>
+          <w:sz w:val="28"/>
+          <w:szCs w:val="28"/>
+        </w:rPr>
+        <w:t xml:space="preserve"> </w:t>
+      </w:r>
+    </w:p>
+    <w:p>
+      <w:pPr>
+        <w:jc w:val="both"/>
+        <w:rPr>
+          <w:rFonts w:ascii="Times New Roman" w:hAnsi="Times New Roman" w:cs="Times New Roman"/>
+          <w:sz w:val="28"/>
+          <w:szCs w:val="28"/>
+        </w:rPr>
+      </w:pPr>
+      <w:r>
+        <w:rPr>
+          <w:rFonts w:ascii="Times New Roman" w:hAnsi="Times New Roman" w:cs="Times New Roman"/>
+          <w:sz w:val="28"/>
+          <w:szCs w:val="28"/>
+        </w:rPr>
+        <w:t xml:space="preserve">1. Продемонструвати </w:t>
+      </w:r>
+      <w:proofErr w:type="spellStart"/>
+      <w:r>
+        <w:rPr>
+          <w:rFonts w:ascii="Times New Roman" w:hAnsi="Times New Roman" w:cs="Times New Roman"/>
+          <w:sz w:val="28"/>
+          <w:szCs w:val="28"/>
+        </w:rPr>
+        <w:t>Atlasian</w:t>
+      </w:r>
+      <w:proofErr w:type="spellEnd"/>
+      <w:r>
+        <w:rPr>
+          <w:rFonts w:ascii="Times New Roman" w:hAnsi="Times New Roman" w:cs="Times New Roman"/>
+          <w:sz w:val="28"/>
+          <w:szCs w:val="28"/>
+        </w:rPr>
+        <w:t xml:space="preserve"> </w:t>
+      </w:r>
+      <w:proofErr w:type="spellStart"/>
+      <w:r>
+        <w:rPr>
+          <w:rFonts w:ascii="Times New Roman" w:hAnsi="Times New Roman" w:cs="Times New Roman"/>
+          <w:sz w:val="28"/>
+          <w:szCs w:val="28"/>
+        </w:rPr>
+        <w:t>Confluence</w:t>
+      </w:r>
+      <w:proofErr w:type="spellEnd"/>
+      <w:r>
+        <w:rPr>
+          <w:rFonts w:ascii="Times New Roman" w:hAnsi="Times New Roman" w:cs="Times New Roman"/>
+          <w:sz w:val="28"/>
+          <w:szCs w:val="28"/>
+        </w:rPr>
+        <w:t xml:space="preserve"> </w:t>
+      </w:r>
+      <w:proofErr w:type="spellStart"/>
+      <w:r>
+        <w:rPr>
+          <w:rFonts w:ascii="Times New Roman" w:hAnsi="Times New Roman" w:cs="Times New Roman"/>
+          <w:sz w:val="28"/>
+          <w:szCs w:val="28"/>
+        </w:rPr>
+        <w:t>workspace</w:t>
+      </w:r>
+      <w:proofErr w:type="spellEnd"/>
+      <w:r>
+        <w:rPr>
+          <w:rFonts w:ascii="Times New Roman" w:hAnsi="Times New Roman" w:cs="Times New Roman"/>
+          <w:sz w:val="28"/>
+          <w:szCs w:val="28"/>
+        </w:rPr>
+        <w:t xml:space="preserve"> для обраного проекту. </w:t>
+      </w:r>
+    </w:p>
+    <w:p>
+      <w:pPr>
+        <w:jc w:val="both"/>
+        <w:rPr>
+          <w:rFonts w:ascii="Times New Roman" w:hAnsi="Times New Roman" w:cs="Times New Roman"/>
+          <w:sz w:val="28"/>
+          <w:szCs w:val="28"/>
+        </w:rPr>
+      </w:pPr>
+      <w:r>
+        <w:rPr>
+          <w:rFonts w:ascii="Times New Roman" w:hAnsi="Times New Roman" w:cs="Times New Roman"/>
+          <w:sz w:val="28"/>
+          <w:szCs w:val="28"/>
+        </w:rPr>
+        <w:t xml:space="preserve">2. Описати створений </w:t>
+      </w:r>
+      <w:proofErr w:type="spellStart"/>
+      <w:r>
+        <w:rPr>
+          <w:rFonts w:ascii="Times New Roman" w:hAnsi="Times New Roman" w:cs="Times New Roman"/>
+          <w:sz w:val="28"/>
+          <w:szCs w:val="28"/>
+        </w:rPr>
+        <w:t>Atlasian</w:t>
+      </w:r>
+      <w:proofErr w:type="spellEnd"/>
+      <w:r>
+        <w:rPr>
+          <w:rFonts w:ascii="Times New Roman" w:hAnsi="Times New Roman" w:cs="Times New Roman"/>
+          <w:sz w:val="28"/>
+          <w:szCs w:val="28"/>
+        </w:rPr>
+        <w:t xml:space="preserve"> </w:t>
+      </w:r>
+      <w:proofErr w:type="spellStart"/>
+      <w:r>
+        <w:rPr>
+          <w:rFonts w:ascii="Times New Roman" w:hAnsi="Times New Roman" w:cs="Times New Roman"/>
+          <w:sz w:val="28"/>
+          <w:szCs w:val="28"/>
+        </w:rPr>
+        <w:t>Confluence</w:t>
+      </w:r>
+      <w:proofErr w:type="spellEnd"/>
+      <w:r>
+        <w:rPr>
+          <w:rFonts w:ascii="Times New Roman" w:hAnsi="Times New Roman" w:cs="Times New Roman"/>
+          <w:sz w:val="28"/>
+          <w:szCs w:val="28"/>
+        </w:rPr>
+        <w:t xml:space="preserve"> </w:t>
+      </w:r>
+      <w:proofErr w:type="spellStart"/>
+      <w:r>
+        <w:rPr>
+          <w:rFonts w:ascii="Times New Roman" w:hAnsi="Times New Roman" w:cs="Times New Roman"/>
+          <w:sz w:val="28"/>
+          <w:szCs w:val="28"/>
+        </w:rPr>
+        <w:t>workspace</w:t>
+      </w:r>
+      <w:proofErr w:type="spellEnd"/>
+      <w:r>
+        <w:rPr>
+          <w:rFonts w:ascii="Times New Roman" w:hAnsi="Times New Roman" w:cs="Times New Roman"/>
+          <w:sz w:val="28"/>
+          <w:szCs w:val="28"/>
+        </w:rPr>
+        <w:t xml:space="preserve">. </w:t>
+      </w:r>
+    </w:p>
+    <w:p>
+      <w:pPr>
+        <w:jc w:val="both"/>
+        <w:rPr>
+          <w:rFonts w:ascii="Times New Roman" w:hAnsi="Times New Roman" w:cs="Times New Roman"/>
+          <w:sz w:val="28"/>
+          <w:szCs w:val="28"/>
+        </w:rPr>
+      </w:pPr>
+      <w:r>
+        <w:rPr>
+          <w:rFonts w:ascii="Times New Roman" w:hAnsi="Times New Roman" w:cs="Times New Roman"/>
+          <w:sz w:val="28"/>
+          <w:szCs w:val="28"/>
+        </w:rPr>
+        <w:t xml:space="preserve">3. Проаналізувати плюси та мінуси використання </w:t>
+      </w:r>
+      <w:proofErr w:type="spellStart"/>
+      <w:r>
+        <w:rPr>
+          <w:rFonts w:ascii="Times New Roman" w:hAnsi="Times New Roman" w:cs="Times New Roman"/>
+          <w:sz w:val="28"/>
+          <w:szCs w:val="28"/>
+        </w:rPr>
+        <w:t>Atlasian</w:t>
+      </w:r>
+      <w:proofErr w:type="spellEnd"/>
+      <w:r>
+        <w:rPr>
+          <w:rFonts w:ascii="Times New Roman" w:hAnsi="Times New Roman" w:cs="Times New Roman"/>
+          <w:sz w:val="28"/>
+          <w:szCs w:val="28"/>
+        </w:rPr>
+        <w:t xml:space="preserve"> </w:t>
+      </w:r>
+      <w:proofErr w:type="spellStart"/>
+      <w:r>
+        <w:rPr>
+          <w:rFonts w:ascii="Times New Roman" w:hAnsi="Times New Roman" w:cs="Times New Roman"/>
+          <w:sz w:val="28"/>
+          <w:szCs w:val="28"/>
+        </w:rPr>
+        <w:t>Confluence</w:t>
+      </w:r>
+      <w:proofErr w:type="spellEnd"/>
+      <w:r>
+        <w:rPr>
+          <w:rFonts w:ascii="Times New Roman" w:hAnsi="Times New Roman" w:cs="Times New Roman"/>
+          <w:sz w:val="28"/>
+          <w:szCs w:val="28"/>
+        </w:rPr>
+        <w:t xml:space="preserve"> </w:t>
+      </w:r>
+      <w:proofErr w:type="spellStart"/>
+      <w:r>
+        <w:rPr>
+          <w:rFonts w:ascii="Times New Roman" w:hAnsi="Times New Roman" w:cs="Times New Roman"/>
+          <w:sz w:val="28"/>
+          <w:szCs w:val="28"/>
+        </w:rPr>
+        <w:t>workspace</w:t>
+      </w:r>
+      <w:proofErr w:type="spellEnd"/>
+      <w:r>
+        <w:rPr>
+          <w:rFonts w:ascii="Times New Roman" w:hAnsi="Times New Roman" w:cs="Times New Roman"/>
+          <w:sz w:val="28"/>
+          <w:szCs w:val="28"/>
+        </w:rPr>
+        <w:t xml:space="preserve"> як інструменту для ведення супроводжуючої документації.</w:t>
+      </w:r>
+    </w:p>
+    <w:p>
+      <w:pPr>
+        <w:jc w:val="both"/>
+        <w:rPr>
+          <w:rFonts w:ascii="Times New Roman" w:hAnsi="Times New Roman" w:cs="Times New Roman"/>
+          <w:sz w:val="28"/>
+          <w:szCs w:val="28"/>
+        </w:rPr>
+      </w:pPr>
+      <w:r>
+        <w:rPr>
+          <w:rFonts w:ascii="Times New Roman" w:hAnsi="Times New Roman" w:cs="Times New Roman"/>
+          <w:b/>
+          <w:sz w:val="28"/>
+          <w:szCs w:val="28"/>
+        </w:rPr>
+        <w:t>Порядок виконання роботи:</w:t>
+      </w:r>
+      <w:r>
+        <w:rPr>
+          <w:rFonts w:ascii="Times New Roman" w:hAnsi="Times New Roman" w:cs="Times New Roman"/>
+          <w:sz w:val="28"/>
+          <w:szCs w:val="28"/>
+        </w:rPr>
+        <w:t xml:space="preserve"> </w:t>
+      </w:r>
+    </w:p>
+    <w:p>
+      <w:pPr>
+        <w:jc w:val="both"/>
+        <w:rPr>
+          <w:rFonts w:ascii="Times New Roman" w:hAnsi="Times New Roman" w:cs="Times New Roman"/>
+          <w:sz w:val="28"/>
+          <w:szCs w:val="28"/>
+        </w:rPr>
+      </w:pPr>
+      <w:r>
+        <w:rPr>
+          <w:rFonts w:ascii="Times New Roman" w:hAnsi="Times New Roman" w:cs="Times New Roman"/>
+          <w:sz w:val="28"/>
+          <w:szCs w:val="28"/>
+        </w:rPr>
+        <w:t xml:space="preserve">1. Освоїти вище наведений теоретичний матеріал. </w:t>
+      </w:r>
+    </w:p>
+    <w:p>
+      <w:pPr>
+        <w:jc w:val="both"/>
+        <w:rPr>
+          <w:rFonts w:ascii="Times New Roman" w:hAnsi="Times New Roman" w:cs="Times New Roman"/>
+          <w:sz w:val="28"/>
+          <w:szCs w:val="28"/>
+        </w:rPr>
+      </w:pPr>
+      <w:r>
+        <w:rPr>
+          <w:rFonts w:ascii="Times New Roman" w:hAnsi="Times New Roman" w:cs="Times New Roman"/>
+          <w:sz w:val="28"/>
+          <w:szCs w:val="28"/>
+        </w:rPr>
+        <w:t xml:space="preserve">2. </w:t>
+      </w:r>
+      <w:proofErr w:type="spellStart"/>
+      <w:r>
+        <w:rPr>
+          <w:rFonts w:ascii="Times New Roman" w:hAnsi="Times New Roman" w:cs="Times New Roman"/>
+          <w:sz w:val="28"/>
+          <w:szCs w:val="28"/>
+        </w:rPr>
+        <w:t>Ознайомтися</w:t>
+      </w:r>
+      <w:proofErr w:type="spellEnd"/>
+      <w:r>
+        <w:rPr>
+          <w:rFonts w:ascii="Times New Roman" w:hAnsi="Times New Roman" w:cs="Times New Roman"/>
+          <w:sz w:val="28"/>
+          <w:szCs w:val="28"/>
+        </w:rPr>
+        <w:t xml:space="preserve"> з веб ресурсом </w:t>
+      </w:r>
+      <w:proofErr w:type="spellStart"/>
+      <w:r>
+        <w:rPr>
+          <w:rFonts w:ascii="Times New Roman" w:hAnsi="Times New Roman" w:cs="Times New Roman"/>
+          <w:sz w:val="28"/>
+          <w:szCs w:val="28"/>
+        </w:rPr>
+        <w:t>Atlasian</w:t>
+      </w:r>
+      <w:proofErr w:type="spellEnd"/>
+      <w:r>
+        <w:rPr>
+          <w:rFonts w:ascii="Times New Roman" w:hAnsi="Times New Roman" w:cs="Times New Roman"/>
+          <w:sz w:val="28"/>
+          <w:szCs w:val="28"/>
+        </w:rPr>
+        <w:t xml:space="preserve"> </w:t>
+      </w:r>
+      <w:proofErr w:type="spellStart"/>
+      <w:r>
+        <w:rPr>
+          <w:rFonts w:ascii="Times New Roman" w:hAnsi="Times New Roman" w:cs="Times New Roman"/>
+          <w:sz w:val="28"/>
+          <w:szCs w:val="28"/>
+        </w:rPr>
+        <w:t>Confluence</w:t>
+      </w:r>
+      <w:proofErr w:type="spellEnd"/>
+      <w:r>
+        <w:rPr>
+          <w:rFonts w:ascii="Times New Roman" w:hAnsi="Times New Roman" w:cs="Times New Roman"/>
+          <w:sz w:val="28"/>
+          <w:szCs w:val="28"/>
+        </w:rPr>
+        <w:t xml:space="preserve"> (якщо Ви ще не зареєструвалися, зареєструйтесь використовуючи </w:t>
+      </w:r>
+      <w:proofErr w:type="spellStart"/>
+      <w:r>
+        <w:rPr>
+          <w:rFonts w:ascii="Times New Roman" w:hAnsi="Times New Roman" w:cs="Times New Roman"/>
+          <w:sz w:val="28"/>
+          <w:szCs w:val="28"/>
+        </w:rPr>
+        <w:t>університецьку</w:t>
+      </w:r>
+      <w:proofErr w:type="spellEnd"/>
+      <w:r>
+        <w:rPr>
+          <w:rFonts w:ascii="Times New Roman" w:hAnsi="Times New Roman" w:cs="Times New Roman"/>
+          <w:sz w:val="28"/>
+          <w:szCs w:val="28"/>
+        </w:rPr>
+        <w:t xml:space="preserve"> </w:t>
+      </w:r>
+      <w:proofErr w:type="spellStart"/>
+      <w:r>
+        <w:rPr>
+          <w:rFonts w:ascii="Times New Roman" w:hAnsi="Times New Roman" w:cs="Times New Roman"/>
+          <w:sz w:val="28"/>
+          <w:szCs w:val="28"/>
+        </w:rPr>
+        <w:t>емейл</w:t>
+      </w:r>
+      <w:proofErr w:type="spellEnd"/>
+      <w:r>
+        <w:rPr>
+          <w:rFonts w:ascii="Times New Roman" w:hAnsi="Times New Roman" w:cs="Times New Roman"/>
+          <w:sz w:val="28"/>
+          <w:szCs w:val="28"/>
+        </w:rPr>
+        <w:t xml:space="preserve"> адресу).</w:t>
+      </w:r>
+    </w:p>
+    <w:p>
+      <w:pPr>
+        <w:jc w:val="both"/>
+        <w:rPr>
+          <w:rFonts w:ascii="Times New Roman" w:hAnsi="Times New Roman" w:cs="Times New Roman"/>
+          <w:sz w:val="28"/>
+          <w:szCs w:val="28"/>
+        </w:rPr>
+      </w:pPr>
+      <w:r>
+        <w:rPr>
+          <w:rFonts w:ascii="Times New Roman" w:hAnsi="Times New Roman" w:cs="Times New Roman"/>
+          <w:sz w:val="28"/>
+          <w:szCs w:val="28"/>
+        </w:rPr>
+        <w:drawing>
+          <wp:inline distT="0" distB="0" distL="0" distR="0" wp14:anchorId="22A176C3" wp14:editId="09DA0433">
+            <wp:extent cx="6120765" cy="4874895"/>
+            <wp:effectExtent l="0" t="0" r="0" b="1905"/>
+            <wp:docPr id="1" name="Рисунок 1"/>
+            <wp:cNvGraphicFramePr>
+              <a:graphicFrameLocks xmlns:a="http://schemas.openxmlformats.org/drawingml/2006/main" noChangeAspect="1"/>
+            </wp:cNvGraphicFramePr>
+            <a:graphic xmlns:a="http://schemas.openxmlformats.org/drawingml/2006/main">
+              <a:graphicData uri="http://schemas.openxmlformats.org/drawingml/2006/picture">
+                <pic:pic xmlns:pic="http://schemas.openxmlformats.org/drawingml/2006/picture">
+                  <pic:nvPicPr>
+                    <pic:cNvPr id="1" name=""/>
+                    <pic:cNvPicPr/>
+                  </pic:nvPicPr>
+                  <pic:blipFill>
+                    <a:blip r:embed="rId5"/>
+                    <a:stretch>
+                      <a:fillRect/>
+                    </a:stretch>
+                  </pic:blipFill>
+                  <pic:spPr>
+                    <a:xfrm>
+                      <a:off x="0" y="0"/>
+                      <a:ext cx="6120765" cy="4874895"/>
+                    </a:xfrm>
+                    <a:prstGeom prst="rect">
+                      <a:avLst/>
+                    </a:prstGeom>
+                  </pic:spPr>
+                </pic:pic>
+              </a:graphicData>
+            </a:graphic>
+          </wp:inline>
+        </w:drawing>
+      </w:r>
+      <w:r>
+        <w:rPr>
+          <w:rFonts w:ascii="Times New Roman" w:hAnsi="Times New Roman" w:cs="Times New Roman"/>
+          <w:sz w:val="28"/>
+          <w:szCs w:val="28"/>
+        </w:rPr>
+        <w:t xml:space="preserve"> </w:t>
+      </w:r>
+    </w:p>
+    <w:p>
+      <w:pPr>
+        <w:jc w:val="both"/>
+        <w:rPr>
+          <w:rFonts w:ascii="Times New Roman" w:hAnsi="Times New Roman" w:cs="Times New Roman"/>
+          <w:sz w:val="28"/>
+          <w:szCs w:val="28"/>
+        </w:rPr>
+      </w:pPr>
+      <w:r>
+        <w:rPr>
+          <w:rFonts w:ascii="Times New Roman" w:hAnsi="Times New Roman" w:cs="Times New Roman"/>
+          <w:sz w:val="28"/>
+          <w:szCs w:val="28"/>
+        </w:rPr>
+        <w:t xml:space="preserve">3. Для Вашого проекту створити </w:t>
+      </w:r>
+      <w:proofErr w:type="spellStart"/>
+      <w:r>
+        <w:rPr>
+          <w:rFonts w:ascii="Times New Roman" w:hAnsi="Times New Roman" w:cs="Times New Roman"/>
+          <w:sz w:val="28"/>
+          <w:szCs w:val="28"/>
+        </w:rPr>
+        <w:t>Atlasian</w:t>
+      </w:r>
+      <w:proofErr w:type="spellEnd"/>
+      <w:r>
+        <w:rPr>
+          <w:rFonts w:ascii="Times New Roman" w:hAnsi="Times New Roman" w:cs="Times New Roman"/>
+          <w:sz w:val="28"/>
+          <w:szCs w:val="28"/>
+        </w:rPr>
+        <w:t xml:space="preserve"> </w:t>
+      </w:r>
+      <w:proofErr w:type="spellStart"/>
+      <w:r>
+        <w:rPr>
+          <w:rFonts w:ascii="Times New Roman" w:hAnsi="Times New Roman" w:cs="Times New Roman"/>
+          <w:sz w:val="28"/>
+          <w:szCs w:val="28"/>
+        </w:rPr>
+        <w:t>Confluence</w:t>
+      </w:r>
+      <w:proofErr w:type="spellEnd"/>
+      <w:r>
+        <w:rPr>
+          <w:rFonts w:ascii="Times New Roman" w:hAnsi="Times New Roman" w:cs="Times New Roman"/>
+          <w:sz w:val="28"/>
+          <w:szCs w:val="28"/>
+        </w:rPr>
+        <w:t xml:space="preserve"> </w:t>
+      </w:r>
+      <w:proofErr w:type="spellStart"/>
+      <w:r>
+        <w:rPr>
+          <w:rFonts w:ascii="Times New Roman" w:hAnsi="Times New Roman" w:cs="Times New Roman"/>
+          <w:sz w:val="28"/>
+          <w:szCs w:val="28"/>
+        </w:rPr>
+        <w:t>workspace</w:t>
+      </w:r>
+      <w:proofErr w:type="spellEnd"/>
+      <w:r>
+        <w:rPr>
+          <w:rFonts w:ascii="Times New Roman" w:hAnsi="Times New Roman" w:cs="Times New Roman"/>
+          <w:sz w:val="28"/>
+          <w:szCs w:val="28"/>
+        </w:rPr>
+        <w:t xml:space="preserve"> та наповнити наступні сторінки: Project </w:t>
+      </w:r>
+      <w:proofErr w:type="spellStart"/>
+      <w:r>
+        <w:rPr>
+          <w:rFonts w:ascii="Times New Roman" w:hAnsi="Times New Roman" w:cs="Times New Roman"/>
+          <w:sz w:val="28"/>
+          <w:szCs w:val="28"/>
+        </w:rPr>
+        <w:t>base</w:t>
+      </w:r>
+      <w:proofErr w:type="spellEnd"/>
+      <w:r>
+        <w:rPr>
+          <w:rFonts w:ascii="Times New Roman" w:hAnsi="Times New Roman" w:cs="Times New Roman"/>
+          <w:sz w:val="28"/>
+          <w:szCs w:val="28"/>
+        </w:rPr>
+        <w:t xml:space="preserve"> </w:t>
+      </w:r>
+      <w:proofErr w:type="spellStart"/>
+      <w:r>
+        <w:rPr>
+          <w:rFonts w:ascii="Times New Roman" w:hAnsi="Times New Roman" w:cs="Times New Roman"/>
+          <w:sz w:val="28"/>
+          <w:szCs w:val="28"/>
+        </w:rPr>
+        <w:t>line</w:t>
+      </w:r>
+      <w:proofErr w:type="spellEnd"/>
+      <w:r>
+        <w:rPr>
+          <w:rFonts w:ascii="Times New Roman" w:hAnsi="Times New Roman" w:cs="Times New Roman"/>
+          <w:sz w:val="28"/>
+          <w:szCs w:val="28"/>
+        </w:rPr>
+        <w:t>, загальна архітектура проекту (</w:t>
+      </w:r>
+      <w:proofErr w:type="spellStart"/>
+      <w:r>
+        <w:rPr>
+          <w:rFonts w:ascii="Times New Roman" w:hAnsi="Times New Roman" w:cs="Times New Roman"/>
+          <w:sz w:val="28"/>
+          <w:szCs w:val="28"/>
+        </w:rPr>
+        <w:t>component</w:t>
+      </w:r>
+      <w:proofErr w:type="spellEnd"/>
+      <w:r>
+        <w:rPr>
+          <w:rFonts w:ascii="Times New Roman" w:hAnsi="Times New Roman" w:cs="Times New Roman"/>
+          <w:sz w:val="28"/>
+          <w:szCs w:val="28"/>
+        </w:rPr>
+        <w:t xml:space="preserve"> </w:t>
+      </w:r>
+      <w:proofErr w:type="spellStart"/>
+      <w:r>
+        <w:rPr>
+          <w:rFonts w:ascii="Times New Roman" w:hAnsi="Times New Roman" w:cs="Times New Roman"/>
+          <w:sz w:val="28"/>
+          <w:szCs w:val="28"/>
+        </w:rPr>
+        <w:t>diagram</w:t>
+      </w:r>
+      <w:proofErr w:type="spellEnd"/>
+      <w:r>
+        <w:rPr>
+          <w:rFonts w:ascii="Times New Roman" w:hAnsi="Times New Roman" w:cs="Times New Roman"/>
+          <w:sz w:val="28"/>
+          <w:szCs w:val="28"/>
+        </w:rPr>
+        <w:t xml:space="preserve">, відомості про </w:t>
+      </w:r>
+      <w:proofErr w:type="spellStart"/>
+      <w:r>
+        <w:rPr>
+          <w:rFonts w:ascii="Times New Roman" w:hAnsi="Times New Roman" w:cs="Times New Roman"/>
+          <w:sz w:val="28"/>
+          <w:szCs w:val="28"/>
+        </w:rPr>
+        <w:t>репозиторії</w:t>
+      </w:r>
+      <w:proofErr w:type="spellEnd"/>
+      <w:r>
+        <w:rPr>
+          <w:rFonts w:ascii="Times New Roman" w:hAnsi="Times New Roman" w:cs="Times New Roman"/>
+          <w:sz w:val="28"/>
+          <w:szCs w:val="28"/>
+        </w:rPr>
+        <w:t>, CI/CD), основні бізнес процеси (</w:t>
+      </w:r>
+      <w:proofErr w:type="spellStart"/>
+      <w:r>
+        <w:rPr>
+          <w:rFonts w:ascii="Times New Roman" w:hAnsi="Times New Roman" w:cs="Times New Roman"/>
+          <w:sz w:val="28"/>
+          <w:szCs w:val="28"/>
+        </w:rPr>
+        <w:t>sequence</w:t>
+      </w:r>
+      <w:proofErr w:type="spellEnd"/>
+      <w:r>
+        <w:rPr>
+          <w:rFonts w:ascii="Times New Roman" w:hAnsi="Times New Roman" w:cs="Times New Roman"/>
+          <w:sz w:val="28"/>
+          <w:szCs w:val="28"/>
+        </w:rPr>
+        <w:t xml:space="preserve"> </w:t>
+      </w:r>
+      <w:proofErr w:type="spellStart"/>
+      <w:r>
+        <w:rPr>
+          <w:rFonts w:ascii="Times New Roman" w:hAnsi="Times New Roman" w:cs="Times New Roman"/>
+          <w:sz w:val="28"/>
+          <w:szCs w:val="28"/>
+        </w:rPr>
+        <w:t>diagram</w:t>
+      </w:r>
+      <w:proofErr w:type="spellEnd"/>
+      <w:r>
+        <w:rPr>
+          <w:rFonts w:ascii="Times New Roman" w:hAnsi="Times New Roman" w:cs="Times New Roman"/>
+          <w:sz w:val="28"/>
+          <w:szCs w:val="28"/>
+        </w:rPr>
+        <w:t xml:space="preserve">), команда (відомості про команду). </w:t>
+      </w:r>
+    </w:p>
+    <w:p>
+      <w:pPr>
+        <w:jc w:val="both"/>
+        <w:rPr>
+          <w:rFonts w:ascii="Times New Roman" w:hAnsi="Times New Roman" w:cs="Times New Roman"/>
+          <w:sz w:val="28"/>
+          <w:szCs w:val="28"/>
+        </w:rPr>
+      </w:pPr>
+      <w:r>
+        <w:rPr>
+          <w:rFonts w:ascii="Times New Roman" w:hAnsi="Times New Roman" w:cs="Times New Roman"/>
+          <w:sz w:val="28"/>
+          <w:szCs w:val="28"/>
+        </w:rPr>
+        <w:lastRenderedPageBreak/>
+        <w:drawing>
+          <wp:inline distT="0" distB="0" distL="0" distR="0" wp14:anchorId="4680B9FB" wp14:editId="2AB6087E">
+            <wp:extent cx="6120765" cy="3347720"/>
+            <wp:effectExtent l="0" t="0" r="0" b="5080"/>
+            <wp:docPr id="2" name="Рисунок 2"/>
+            <wp:cNvGraphicFramePr>
+              <a:graphicFrameLocks xmlns:a="http://schemas.openxmlformats.org/drawingml/2006/main" noChangeAspect="1"/>
+            </wp:cNvGraphicFramePr>
+            <a:graphic xmlns:a="http://schemas.openxmlformats.org/drawingml/2006/main">
+              <a:graphicData uri="http://schemas.openxmlformats.org/drawingml/2006/picture">
+                <pic:pic xmlns:pic="http://schemas.openxmlformats.org/drawingml/2006/picture">
+                  <pic:nvPicPr>
+                    <pic:cNvPr id="1" name=""/>
+                    <pic:cNvPicPr/>
+                  </pic:nvPicPr>
+                  <pic:blipFill>
+                    <a:blip r:embed="rId6"/>
+                    <a:stretch>
+                      <a:fillRect/>
+                    </a:stretch>
+                  </pic:blipFill>
+                  <pic:spPr>
+                    <a:xfrm>
+                      <a:off x="0" y="0"/>
+                      <a:ext cx="6120765" cy="3347720"/>
+                    </a:xfrm>
+                    <a:prstGeom prst="rect">
+                      <a:avLst/>
+                    </a:prstGeom>
+                  </pic:spPr>
+                </pic:pic>
+              </a:graphicData>
+            </a:graphic>
+          </wp:inline>
+        </w:drawing>
+      </w:r>
+    </w:p>
+    <w:p>
+      <w:pPr>
+        <w:jc w:val="both"/>
+        <w:rPr>
+          <w:rFonts w:ascii="Times New Roman" w:hAnsi="Times New Roman" w:cs="Times New Roman"/>
+          <w:sz w:val="28"/>
+          <w:szCs w:val="28"/>
+        </w:rPr>
+      </w:pPr>
+      <w:r>
+        <w:rPr>
+          <w:rFonts w:ascii="Times New Roman" w:hAnsi="Times New Roman" w:cs="Times New Roman"/>
+          <w:sz w:val="28"/>
+          <w:szCs w:val="28"/>
+        </w:rPr>
+        <w:drawing>
+          <wp:inline distT="0" distB="0" distL="0" distR="0" wp14:anchorId="4405BE25" wp14:editId="0A10B135">
+            <wp:extent cx="6120765" cy="4124960"/>
+            <wp:effectExtent l="0" t="0" r="0" b="8890"/>
+            <wp:docPr id="3" name="Рисунок 3"/>
+            <wp:cNvGraphicFramePr>
+              <a:graphicFrameLocks xmlns:a="http://schemas.openxmlformats.org/drawingml/2006/main" noChangeAspect="1"/>
+            </wp:cNvGraphicFramePr>
+            <a:graphic xmlns:a="http://schemas.openxmlformats.org/drawingml/2006/main">
+              <a:graphicData uri="http://schemas.openxmlformats.org/drawingml/2006/picture">
+                <pic:pic xmlns:pic="http://schemas.openxmlformats.org/drawingml/2006/picture">
+                  <pic:nvPicPr>
+                    <pic:cNvPr id="1" name=""/>
+                    <pic:cNvPicPr/>
+                  </pic:nvPicPr>
+                  <pic:blipFill>
+                    <a:blip r:embed="rId7"/>
+                    <a:stretch>
+                      <a:fillRect/>
+                    </a:stretch>
+                  </pic:blipFill>
+                  <pic:spPr>
+                    <a:xfrm>
+                      <a:off x="0" y="0"/>
+                      <a:ext cx="6120765" cy="4124960"/>
+                    </a:xfrm>
+                    <a:prstGeom prst="rect">
+                      <a:avLst/>
+                    </a:prstGeom>
+                  </pic:spPr>
+                </pic:pic>
+              </a:graphicData>
+            </a:graphic>
+          </wp:inline>
+        </w:drawing>
+      </w:r>
+    </w:p>
+    <w:p>
+      <w:pPr>
+        <w:jc w:val="both"/>
+        <w:rPr>
+          <w:rFonts w:ascii="Times New Roman" w:hAnsi="Times New Roman" w:cs="Times New Roman"/>
+          <w:sz w:val="28"/>
+          <w:szCs w:val="28"/>
+        </w:rPr>
+      </w:pPr>
+      <w:r>
+        <w:rPr>
+          <w:rFonts w:ascii="Times New Roman" w:hAnsi="Times New Roman" w:cs="Times New Roman"/>
+          <w:sz w:val="28"/>
+          <w:szCs w:val="28"/>
+        </w:rPr>
+        <w:lastRenderedPageBreak/>
+        <w:drawing>
+          <wp:inline distT="0" distB="0" distL="0" distR="0" wp14:anchorId="7FAC7B4A" wp14:editId="2636C00B">
+            <wp:extent cx="3801005" cy="3610479"/>
+            <wp:effectExtent l="0" t="0" r="0" b="9525"/>
+            <wp:docPr id="4" name="Рисунок 4"/>
+            <wp:cNvGraphicFramePr>
+              <a:graphicFrameLocks xmlns:a="http://schemas.openxmlformats.org/drawingml/2006/main" noChangeAspect="1"/>
+            </wp:cNvGraphicFramePr>
+            <a:graphic xmlns:a="http://schemas.openxmlformats.org/drawingml/2006/main">
+              <a:graphicData uri="http://schemas.openxmlformats.org/drawingml/2006/picture">
+                <pic:pic xmlns:pic="http://schemas.openxmlformats.org/drawingml/2006/picture">
+                  <pic:nvPicPr>
+                    <pic:cNvPr id="1" name=""/>
+                    <pic:cNvPicPr/>
+                  </pic:nvPicPr>
+                  <pic:blipFill>
+                    <a:blip r:embed="rId8"/>
+                    <a:stretch>
+                      <a:fillRect/>
+                    </a:stretch>
+                  </pic:blipFill>
+                  <pic:spPr>
+                    <a:xfrm>
+                      <a:off x="0" y="0"/>
+                      <a:ext cx="3801005" cy="3610479"/>
+                    </a:xfrm>
+                    <a:prstGeom prst="rect">
+                      <a:avLst/>
+                    </a:prstGeom>
+                  </pic:spPr>
+                </pic:pic>
+              </a:graphicData>
+            </a:graphic>
+          </wp:inline>
+        </w:drawing>
+      </w:r>
+    </w:p>
+    <w:p>
+      <w:pPr>
+        <w:jc w:val="both"/>
+        <w:rPr>
+          <w:rFonts w:ascii="Times New Roman" w:hAnsi="Times New Roman" w:cs="Times New Roman"/>
+          <w:sz w:val="28"/>
+          <w:szCs w:val="28"/>
+        </w:rPr>
+      </w:pPr>
+      <w:r>
+        <w:rPr>
+          <w:rFonts w:ascii="Times New Roman" w:hAnsi="Times New Roman" w:cs="Times New Roman"/>
+          <w:sz w:val="28"/>
+          <w:szCs w:val="28"/>
+        </w:rPr>
+        <w:drawing>
+          <wp:inline distT="0" distB="0" distL="0" distR="0" wp14:anchorId="7893DE89" wp14:editId="6642E2C3">
+            <wp:extent cx="6120765" cy="2564130"/>
+            <wp:effectExtent l="0" t="0" r="0" b="7620"/>
+            <wp:docPr id="5" name="Рисунок 5"/>
+            <wp:cNvGraphicFramePr>
+              <a:graphicFrameLocks xmlns:a="http://schemas.openxmlformats.org/drawingml/2006/main" noChangeAspect="1"/>
+            </wp:cNvGraphicFramePr>
+            <a:graphic xmlns:a="http://schemas.openxmlformats.org/drawingml/2006/main">
+              <a:graphicData uri="http://schemas.openxmlformats.org/drawingml/2006/picture">
+                <pic:pic xmlns:pic="http://schemas.openxmlformats.org/drawingml/2006/picture">
+                  <pic:nvPicPr>
+                    <pic:cNvPr id="1" name=""/>
+                    <pic:cNvPicPr/>
+                  </pic:nvPicPr>
+                  <pic:blipFill>
+                    <a:blip r:embed="rId9"/>
+                    <a:stretch>
+                      <a:fillRect/>
+                    </a:stretch>
+                  </pic:blipFill>
+                  <pic:spPr>
+                    <a:xfrm>
+                      <a:off x="0" y="0"/>
+                      <a:ext cx="6120765" cy="2564130"/>
+                    </a:xfrm>
+                    <a:prstGeom prst="rect">
+                      <a:avLst/>
+                    </a:prstGeom>
+                  </pic:spPr>
+                </pic:pic>
+              </a:graphicData>
+            </a:graphic>
+          </wp:inline>
+        </w:drawing>
+      </w:r>
+    </w:p>
+    <w:p>
+      <w:pPr>
+        <w:jc w:val="both"/>
+        <w:rPr>
+          <w:rFonts w:ascii="Times New Roman" w:hAnsi="Times New Roman" w:cs="Times New Roman"/>
+          <w:sz w:val="28"/>
+          <w:szCs w:val="28"/>
+        </w:rPr>
+      </w:pPr>
+      <w:r>
+        <w:rPr>
+          <w:rFonts w:ascii="Times New Roman" w:hAnsi="Times New Roman" w:cs="Times New Roman"/>
+          <w:sz w:val="28"/>
+          <w:szCs w:val="28"/>
+        </w:rPr>
+        <w:drawing>
+          <wp:inline distT="0" distB="0" distL="0" distR="0" wp14:anchorId="5430E024" wp14:editId="151530BD">
+            <wp:extent cx="6120765" cy="2551430"/>
+            <wp:effectExtent l="0" t="0" r="0" b="1270"/>
+            <wp:docPr id="6" name="Рисунок 6"/>
+            <wp:cNvGraphicFramePr>
+              <a:graphicFrameLocks xmlns:a="http://schemas.openxmlformats.org/drawingml/2006/main" noChangeAspect="1"/>
+            </wp:cNvGraphicFramePr>
+            <a:graphic xmlns:a="http://schemas.openxmlformats.org/drawingml/2006/main">
+              <a:graphicData uri="http://schemas.openxmlformats.org/drawingml/2006/picture">
+                <pic:pic xmlns:pic="http://schemas.openxmlformats.org/drawingml/2006/picture">
+                  <pic:nvPicPr>
+                    <pic:cNvPr id="1" name=""/>
+                    <pic:cNvPicPr/>
+                  </pic:nvPicPr>
+                  <pic:blipFill>
+                    <a:blip r:embed="rId10"/>
+                    <a:stretch>
+                      <a:fillRect/>
+                    </a:stretch>
+                  </pic:blipFill>
+                  <pic:spPr>
+                    <a:xfrm>
+                      <a:off x="0" y="0"/>
+                      <a:ext cx="6120765" cy="2551430"/>
+                    </a:xfrm>
+                    <a:prstGeom prst="rect">
+                      <a:avLst/>
+                    </a:prstGeom>
+                  </pic:spPr>
+                </pic:pic>
+              </a:graphicData>
+            </a:graphic>
+          </wp:inline>
+        </w:drawing>
+      </w:r>
+    </w:p>
+    <w:p>
+      <w:pPr>
+        <w:jc w:val="both"/>
+        <w:rPr>
+          <w:rFonts w:ascii="Times New Roman" w:hAnsi="Times New Roman" w:cs="Times New Roman"/>
+          <w:sz w:val="28"/>
+          <w:szCs w:val="28"/>
+        </w:rPr>
+      </w:pPr>
+      <w:r>
+        <w:rPr>
+          <w:rFonts w:ascii="Times New Roman" w:hAnsi="Times New Roman" w:cs="Times New Roman"/>
+          <w:sz w:val="28"/>
+          <w:szCs w:val="28"/>
+        </w:rPr>
+        <w:lastRenderedPageBreak/>
+        <w:drawing>
+          <wp:inline distT="0" distB="0" distL="0" distR="0" wp14:anchorId="3B2067FB" wp14:editId="72395230">
+            <wp:extent cx="6120765" cy="2611755"/>
+            <wp:effectExtent l="0" t="0" r="0" b="0"/>
+            <wp:docPr id="7" name="Рисунок 7"/>
+            <wp:cNvGraphicFramePr>
+              <a:graphicFrameLocks xmlns:a="http://schemas.openxmlformats.org/drawingml/2006/main" noChangeAspect="1"/>
+            </wp:cNvGraphicFramePr>
+            <a:graphic xmlns:a="http://schemas.openxmlformats.org/drawingml/2006/main">
+              <a:graphicData uri="http://schemas.openxmlformats.org/drawingml/2006/picture">
+                <pic:pic xmlns:pic="http://schemas.openxmlformats.org/drawingml/2006/picture">
+                  <pic:nvPicPr>
+                    <pic:cNvPr id="1" name=""/>
+                    <pic:cNvPicPr/>
+                  </pic:nvPicPr>
+                  <pic:blipFill>
+                    <a:blip r:embed="rId11"/>
+                    <a:stretch>
+                      <a:fillRect/>
+                    </a:stretch>
+                  </pic:blipFill>
+                  <pic:spPr>
+                    <a:xfrm>
+                      <a:off x="0" y="0"/>
+                      <a:ext cx="6120765" cy="2611755"/>
+                    </a:xfrm>
+                    <a:prstGeom prst="rect">
+                      <a:avLst/>
+                    </a:prstGeom>
+                  </pic:spPr>
+                </pic:pic>
+              </a:graphicData>
+            </a:graphic>
+          </wp:inline>
+        </w:drawing>
+      </w:r>
+    </w:p>
+    <w:p>
+      <w:pPr>
+        <w:jc w:val="both"/>
+        <w:rPr>
+          <w:rFonts w:ascii="Times New Roman" w:hAnsi="Times New Roman" w:cs="Times New Roman"/>
+          <w:sz w:val="28"/>
+          <w:szCs w:val="28"/>
+        </w:rPr>
+      </w:pPr>
+      <w:r>
+        <w:rPr>
+          <w:rFonts w:ascii="Times New Roman" w:hAnsi="Times New Roman" w:cs="Times New Roman"/>
+          <w:sz w:val="28"/>
+          <w:szCs w:val="28"/>
+        </w:rPr>
+        <w:drawing>
+          <wp:inline distT="0" distB="0" distL="0" distR="0" wp14:anchorId="176E95BE" wp14:editId="005D0A67">
+            <wp:extent cx="6120765" cy="2615565"/>
+            <wp:effectExtent l="0" t="0" r="0" b="0"/>
+            <wp:docPr id="8" name="Рисунок 8"/>
+            <wp:cNvGraphicFramePr>
+              <a:graphicFrameLocks xmlns:a="http://schemas.openxmlformats.org/drawingml/2006/main" noChangeAspect="1"/>
+            </wp:cNvGraphicFramePr>
+            <a:graphic xmlns:a="http://schemas.openxmlformats.org/drawingml/2006/main">
+              <a:graphicData uri="http://schemas.openxmlformats.org/drawingml/2006/picture">
+                <pic:pic xmlns:pic="http://schemas.openxmlformats.org/drawingml/2006/picture">
+                  <pic:nvPicPr>
+                    <pic:cNvPr id="1" name=""/>
+                    <pic:cNvPicPr/>
+                  </pic:nvPicPr>
+                  <pic:blipFill>
+                    <a:blip r:embed="rId12"/>
+                    <a:stretch>
+                      <a:fillRect/>
+                    </a:stretch>
+                  </pic:blipFill>
+                  <pic:spPr>
+                    <a:xfrm>
+                      <a:off x="0" y="0"/>
+                      <a:ext cx="6120765" cy="2615565"/>
+                    </a:xfrm>
+                    <a:prstGeom prst="rect">
+                      <a:avLst/>
+                    </a:prstGeom>
+                  </pic:spPr>
+                </pic:pic>
+              </a:graphicData>
+            </a:graphic>
+          </wp:inline>
+        </w:drawing>
+      </w:r>
+    </w:p>
+    <w:p>
+      <w:pPr>
+        <w:jc w:val="both"/>
+        <w:rPr>
+          <w:rFonts w:ascii="Times New Roman" w:hAnsi="Times New Roman" w:cs="Times New Roman"/>
+          <w:sz w:val="28"/>
+          <w:szCs w:val="28"/>
+        </w:rPr>
+      </w:pPr>
+      <w:r>
+        <w:rPr>
+          <w:rFonts w:ascii="Times New Roman" w:hAnsi="Times New Roman" w:cs="Times New Roman"/>
+          <w:sz w:val="28"/>
+          <w:szCs w:val="28"/>
+        </w:rPr>
+        <w:t>4. Проаналізуйте інші інструменти для ведення супроводжуючої документації.</w:t>
+      </w:r>
+    </w:p>
+    <w:p>
+      <w:pPr>
+        <w:pStyle w:val="a3"/>
+        <w:ind w:left="360"/>
+        <w:jc w:val="both"/>
+        <w:rPr>
+          <w:sz w:val="28"/>
+          <w:szCs w:val="28"/>
+        </w:rPr>
+      </w:pPr>
+      <w:r>
+        <w:rPr>
+          <w:b/>
+          <w:sz w:val="28"/>
+          <w:szCs w:val="28"/>
+        </w:rPr>
+        <w:t xml:space="preserve">Висновок: </w:t>
+      </w:r>
+      <w:r>
+        <w:rPr>
+          <w:sz w:val="28"/>
+          <w:szCs w:val="28"/>
+        </w:rPr>
+        <w:t xml:space="preserve">У ході виконання лабораторної роботи було успішно досягнуто головну мету — отримано практичні навички створення ключових документів, які супроводжують життєвий цикл розробки програмного забезпечення в межах ІТ-проекту. За допомогою корпоративного хмарного сервісу </w:t>
+      </w:r>
+      <w:proofErr w:type="spellStart"/>
+      <w:r>
+        <w:rPr>
+          <w:sz w:val="28"/>
+          <w:szCs w:val="28"/>
+        </w:rPr>
+        <w:t>Atlassian</w:t>
+      </w:r>
+      <w:proofErr w:type="spellEnd"/>
+      <w:r>
+        <w:rPr>
+          <w:sz w:val="28"/>
+          <w:szCs w:val="28"/>
+        </w:rPr>
+        <w:t xml:space="preserve"> </w:t>
+      </w:r>
+      <w:proofErr w:type="spellStart"/>
+      <w:r>
+        <w:rPr>
+          <w:sz w:val="28"/>
+          <w:szCs w:val="28"/>
+        </w:rPr>
+        <w:t>Confluence</w:t>
+      </w:r>
+      <w:proofErr w:type="spellEnd"/>
+      <w:r>
+        <w:rPr>
+          <w:sz w:val="28"/>
+          <w:szCs w:val="28"/>
+        </w:rPr>
+        <w:t xml:space="preserve"> було розгорнуто єдиний структурований робочий простір (</w:t>
+      </w:r>
+      <w:proofErr w:type="spellStart"/>
+      <w:r>
+        <w:rPr>
+          <w:sz w:val="28"/>
+          <w:szCs w:val="28"/>
+        </w:rPr>
+        <w:t>Workspace</w:t>
+      </w:r>
+      <w:proofErr w:type="spellEnd"/>
+      <w:r>
+        <w:rPr>
+          <w:sz w:val="28"/>
+          <w:szCs w:val="28"/>
+        </w:rPr>
+        <w:t xml:space="preserve">) для дипломного проекту освітньої рекомендаційної платформи. Цей простір об'єднав у собі базові параметри проекту (Project </w:t>
+      </w:r>
+      <w:proofErr w:type="spellStart"/>
+      <w:r>
+        <w:rPr>
+          <w:sz w:val="28"/>
+          <w:szCs w:val="28"/>
+        </w:rPr>
+        <w:t>Baseline</w:t>
+      </w:r>
+      <w:proofErr w:type="spellEnd"/>
+      <w:r>
+        <w:rPr>
+          <w:sz w:val="28"/>
+          <w:szCs w:val="28"/>
+        </w:rPr>
+        <w:t xml:space="preserve">), архітектурні рішення, алгоритми бізнес-процесів та організаційну структуру команди. </w:t>
+      </w:r>
+    </w:p>
+    <w:p>
+      <w:pPr>
+        <w:pStyle w:val="a3"/>
+        <w:ind w:left="360"/>
+        <w:jc w:val="both"/>
+        <w:rPr>
+          <w:sz w:val="28"/>
+          <w:szCs w:val="28"/>
+        </w:rPr>
+      </w:pPr>
+      <w:r>
+        <w:rPr>
+          <w:sz w:val="28"/>
+          <w:szCs w:val="28"/>
+        </w:rPr>
+        <w:t>Практичний досвід доводить, що якісна та систематизована проектна документація є не просто формальністю, а критично важливим інструментом для синхронізації роботи команди. Вона нівелює ризики втрати технічних знань (</w:t>
+      </w:r>
+      <w:proofErr w:type="spellStart"/>
+      <w:r>
+        <w:rPr>
+          <w:sz w:val="28"/>
+          <w:szCs w:val="28"/>
+        </w:rPr>
+        <w:t>bus</w:t>
+      </w:r>
+      <w:proofErr w:type="spellEnd"/>
+      <w:r>
+        <w:rPr>
+          <w:sz w:val="28"/>
+          <w:szCs w:val="28"/>
+        </w:rPr>
+        <w:t xml:space="preserve"> </w:t>
+      </w:r>
+      <w:proofErr w:type="spellStart"/>
+      <w:r>
+        <w:rPr>
+          <w:sz w:val="28"/>
+          <w:szCs w:val="28"/>
+        </w:rPr>
+        <w:t>factor</w:t>
+      </w:r>
+      <w:proofErr w:type="spellEnd"/>
+      <w:r>
+        <w:rPr>
+          <w:sz w:val="28"/>
+          <w:szCs w:val="28"/>
+        </w:rPr>
+        <w:t xml:space="preserve">), значно прискорює та полегшує процес </w:t>
+      </w:r>
+      <w:proofErr w:type="spellStart"/>
+      <w:r>
+        <w:rPr>
+          <w:sz w:val="28"/>
+          <w:szCs w:val="28"/>
+        </w:rPr>
+        <w:t>онбордингу</w:t>
+      </w:r>
+      <w:proofErr w:type="spellEnd"/>
+      <w:r>
+        <w:rPr>
+          <w:sz w:val="28"/>
+          <w:szCs w:val="28"/>
+        </w:rPr>
+        <w:t xml:space="preserve"> нових розробників і слугує «єдиним джерелом правди» (</w:t>
+      </w:r>
+      <w:proofErr w:type="spellStart"/>
+      <w:r>
+        <w:rPr>
+          <w:sz w:val="28"/>
+          <w:szCs w:val="28"/>
+        </w:rPr>
+        <w:t>Single</w:t>
+      </w:r>
+      <w:proofErr w:type="spellEnd"/>
+      <w:r>
+        <w:rPr>
+          <w:sz w:val="28"/>
+          <w:szCs w:val="28"/>
+        </w:rPr>
+        <w:t xml:space="preserve"> </w:t>
+      </w:r>
+      <w:proofErr w:type="spellStart"/>
+      <w:r>
+        <w:rPr>
+          <w:sz w:val="28"/>
+          <w:szCs w:val="28"/>
+        </w:rPr>
+        <w:t>Source</w:t>
+      </w:r>
+      <w:proofErr w:type="spellEnd"/>
+      <w:r>
+        <w:rPr>
+          <w:sz w:val="28"/>
+          <w:szCs w:val="28"/>
+        </w:rPr>
+        <w:t xml:space="preserve"> </w:t>
+      </w:r>
+      <w:proofErr w:type="spellStart"/>
+      <w:r>
+        <w:rPr>
+          <w:sz w:val="28"/>
+          <w:szCs w:val="28"/>
+        </w:rPr>
+        <w:t>of</w:t>
+      </w:r>
+      <w:proofErr w:type="spellEnd"/>
+      <w:r>
+        <w:rPr>
+          <w:sz w:val="28"/>
+          <w:szCs w:val="28"/>
+        </w:rPr>
+        <w:t xml:space="preserve"> </w:t>
+      </w:r>
+      <w:proofErr w:type="spellStart"/>
+      <w:r>
+        <w:rPr>
+          <w:sz w:val="28"/>
+          <w:szCs w:val="28"/>
+        </w:rPr>
+        <w:t>Truth</w:t>
+      </w:r>
+      <w:proofErr w:type="spellEnd"/>
+      <w:r>
+        <w:rPr>
+          <w:sz w:val="28"/>
+          <w:szCs w:val="28"/>
+        </w:rPr>
+        <w:t>) при прийнятті складних архітектурних чи управлінських рішень на всіх етапах життєвого циклу ПЗ.</w:t>
+      </w:r>
+    </w:p>
+    <w:p>
+      <w:pPr>
+        <w:pStyle w:val="a3"/>
+        <w:ind w:left="360"/>
+        <w:jc w:val="both"/>
+        <w:rPr>
+          <w:sz w:val="28"/>
+          <w:szCs w:val="28"/>
+        </w:rPr>
+      </w:pPr>
+      <w:r>
+        <w:rPr>
+          <w:sz w:val="28"/>
+          <w:szCs w:val="28"/>
+        </w:rPr>
+        <w:lastRenderedPageBreak/>
+        <w:t xml:space="preserve">Аналізуючи сучасний ринок платформ для ведення супроводжуючої документації, можна зробити наступні порівняльні висновки: </w:t>
+      </w:r>
+    </w:p>
+    <w:p>
+      <w:pPr>
+        <w:pStyle w:val="a3"/>
+        <w:ind w:left="360"/>
+        <w:jc w:val="both"/>
+        <w:rPr>
+          <w:sz w:val="28"/>
+          <w:szCs w:val="28"/>
+        </w:rPr>
+      </w:pPr>
+      <w:proofErr w:type="spellStart"/>
+      <w:r>
+        <w:rPr>
+          <w:b/>
+          <w:bCs/>
+          <w:sz w:val="28"/>
+          <w:szCs w:val="28"/>
+        </w:rPr>
+        <w:t>Atlassian</w:t>
+      </w:r>
+      <w:proofErr w:type="spellEnd"/>
+      <w:r>
+        <w:rPr>
+          <w:b/>
+          <w:bCs/>
+          <w:sz w:val="28"/>
+          <w:szCs w:val="28"/>
+        </w:rPr>
+        <w:t xml:space="preserve"> </w:t>
+      </w:r>
+      <w:proofErr w:type="spellStart"/>
+      <w:r>
+        <w:rPr>
+          <w:b/>
+          <w:bCs/>
+          <w:sz w:val="28"/>
+          <w:szCs w:val="28"/>
+        </w:rPr>
+        <w:t>Confluence</w:t>
+      </w:r>
+      <w:proofErr w:type="spellEnd"/>
+      <w:r>
+        <w:rPr>
+          <w:b/>
+          <w:bCs/>
+          <w:sz w:val="28"/>
+          <w:szCs w:val="28"/>
+        </w:rPr>
+        <w:t>:</w:t>
+      </w:r>
+      <w:r>
+        <w:rPr>
+          <w:sz w:val="28"/>
+          <w:szCs w:val="28"/>
+        </w:rPr>
+        <w:t xml:space="preserve"> Зарекомендував себе як потужний корпоративний стандарт (</w:t>
+      </w:r>
+      <w:proofErr w:type="spellStart"/>
+      <w:r>
+        <w:rPr>
+          <w:sz w:val="28"/>
+          <w:szCs w:val="28"/>
+        </w:rPr>
+        <w:t>Enterprise</w:t>
+      </w:r>
+      <w:proofErr w:type="spellEnd"/>
+      <w:r>
+        <w:rPr>
+          <w:sz w:val="28"/>
+          <w:szCs w:val="28"/>
+        </w:rPr>
+        <w:t xml:space="preserve">-рівня). Його головна перевага полягає у безшовній інтеграції з екосистемою </w:t>
+      </w:r>
+      <w:proofErr w:type="spellStart"/>
+      <w:r>
+        <w:rPr>
+          <w:sz w:val="28"/>
+          <w:szCs w:val="28"/>
+        </w:rPr>
+        <w:t>Jira</w:t>
+      </w:r>
+      <w:proofErr w:type="spellEnd"/>
+      <w:r>
+        <w:rPr>
+          <w:sz w:val="28"/>
+          <w:szCs w:val="28"/>
+        </w:rPr>
+        <w:t xml:space="preserve">, суворому контролі прав доступу та підтримці складних макросів для інтеграції діаграм і схем. Проте інструмент має високий поріг входження та може виявитися занадто громіздким для мікро-проектів чи </w:t>
+      </w:r>
+      <w:proofErr w:type="spellStart"/>
+      <w:r>
+        <w:rPr>
+          <w:sz w:val="28"/>
+          <w:szCs w:val="28"/>
+        </w:rPr>
+        <w:t>стартапів</w:t>
+      </w:r>
+      <w:proofErr w:type="spellEnd"/>
+      <w:r>
+        <w:rPr>
+          <w:sz w:val="28"/>
+          <w:szCs w:val="28"/>
+        </w:rPr>
+        <w:t>.</w:t>
+      </w:r>
+    </w:p>
+    <w:p>
+      <w:pPr>
+        <w:pStyle w:val="a3"/>
+        <w:ind w:left="360"/>
+        <w:jc w:val="both"/>
+        <w:rPr>
+          <w:sz w:val="28"/>
+          <w:szCs w:val="28"/>
+        </w:rPr>
+      </w:pPr>
+      <w:proofErr w:type="spellStart"/>
+      <w:r>
+        <w:rPr>
+          <w:b/>
+          <w:bCs/>
+          <w:sz w:val="28"/>
+          <w:szCs w:val="28"/>
+        </w:rPr>
+        <w:t>Notion</w:t>
+      </w:r>
+      <w:proofErr w:type="spellEnd"/>
+      <w:r>
+        <w:rPr>
+          <w:b/>
+          <w:bCs/>
+          <w:sz w:val="28"/>
+          <w:szCs w:val="28"/>
+        </w:rPr>
+        <w:t>:</w:t>
+      </w:r>
+      <w:r>
+        <w:rPr>
+          <w:sz w:val="28"/>
+          <w:szCs w:val="28"/>
+        </w:rPr>
+        <w:t xml:space="preserve"> Виступає більш сучасною та швидкою альтернативою завдяки блочній архітектурі. Він пропонує неперевершену гнучкість у створенні баз даних та зв'язуванні сторінок, що робить його ідеальним для невеликих, динамічних команд та індивідуальної роботи. Однак йому бракує жорсткої стандартизації документів, яка є критичною у великих ІТ-корпораціях.</w:t>
+      </w:r>
+    </w:p>
+    <w:p>
+      <w:pPr>
+        <w:pStyle w:val="a3"/>
+        <w:ind w:left="360"/>
+        <w:jc w:val="both"/>
+        <w:rPr>
+          <w:sz w:val="28"/>
+          <w:szCs w:val="28"/>
+        </w:rPr>
+      </w:pPr>
+      <w:proofErr w:type="spellStart"/>
+      <w:r>
+        <w:rPr>
+          <w:b/>
+          <w:bCs/>
+          <w:sz w:val="28"/>
+          <w:szCs w:val="28"/>
+        </w:rPr>
+        <w:t>GitHub</w:t>
+      </w:r>
+      <w:proofErr w:type="spellEnd"/>
+      <w:r>
+        <w:rPr>
+          <w:b/>
+          <w:bCs/>
+          <w:sz w:val="28"/>
+          <w:szCs w:val="28"/>
+        </w:rPr>
+        <w:t xml:space="preserve"> </w:t>
+      </w:r>
+      <w:proofErr w:type="spellStart"/>
+      <w:r>
+        <w:rPr>
+          <w:b/>
+          <w:bCs/>
+          <w:sz w:val="28"/>
+          <w:szCs w:val="28"/>
+        </w:rPr>
+        <w:t>Wiki</w:t>
+      </w:r>
+      <w:proofErr w:type="spellEnd"/>
+      <w:r>
+        <w:rPr>
+          <w:b/>
+          <w:bCs/>
+          <w:sz w:val="28"/>
+          <w:szCs w:val="28"/>
+        </w:rPr>
+        <w:t xml:space="preserve"> (</w:t>
+      </w:r>
+      <w:proofErr w:type="spellStart"/>
+      <w:r>
+        <w:rPr>
+          <w:b/>
+          <w:bCs/>
+          <w:sz w:val="28"/>
+          <w:szCs w:val="28"/>
+        </w:rPr>
+        <w:t>Docs-as-Code</w:t>
+      </w:r>
+      <w:proofErr w:type="spellEnd"/>
+      <w:r>
+        <w:rPr>
+          <w:b/>
+          <w:bCs/>
+          <w:sz w:val="28"/>
+          <w:szCs w:val="28"/>
+        </w:rPr>
+        <w:t>):</w:t>
+      </w:r>
+      <w:r>
+        <w:rPr>
+          <w:sz w:val="28"/>
+          <w:szCs w:val="28"/>
+        </w:rPr>
+        <w:t xml:space="preserve"> Найкращий вибір для суто технічної документації та </w:t>
+      </w:r>
+      <w:proofErr w:type="spellStart"/>
+      <w:r>
+        <w:rPr>
+          <w:sz w:val="28"/>
+          <w:szCs w:val="28"/>
+        </w:rPr>
+        <w:t>Open</w:t>
+      </w:r>
+      <w:proofErr w:type="spellEnd"/>
+      <w:r>
+        <w:rPr>
+          <w:sz w:val="28"/>
+          <w:szCs w:val="28"/>
+        </w:rPr>
+        <w:t xml:space="preserve"> </w:t>
+      </w:r>
+      <w:proofErr w:type="spellStart"/>
+      <w:r>
+        <w:rPr>
+          <w:sz w:val="28"/>
+          <w:szCs w:val="28"/>
+        </w:rPr>
+        <w:t>Source</w:t>
+      </w:r>
+      <w:proofErr w:type="spellEnd"/>
+      <w:r>
+        <w:rPr>
+          <w:sz w:val="28"/>
+          <w:szCs w:val="28"/>
+        </w:rPr>
+        <w:t xml:space="preserve"> проектів. Зберігання документації безпосередньо у </w:t>
+      </w:r>
+      <w:proofErr w:type="spellStart"/>
+      <w:r>
+        <w:rPr>
+          <w:sz w:val="28"/>
+          <w:szCs w:val="28"/>
+        </w:rPr>
+        <w:t>репозиторії</w:t>
+      </w:r>
+      <w:proofErr w:type="spellEnd"/>
+      <w:r>
+        <w:rPr>
+          <w:sz w:val="28"/>
+          <w:szCs w:val="28"/>
+        </w:rPr>
+        <w:t xml:space="preserve"> разом із вихідним кодом у форматі </w:t>
+      </w:r>
+      <w:proofErr w:type="spellStart"/>
+      <w:r>
+        <w:rPr>
+          <w:sz w:val="28"/>
+          <w:szCs w:val="28"/>
+        </w:rPr>
+        <w:t>Markdown</w:t>
+      </w:r>
+      <w:proofErr w:type="spellEnd"/>
+      <w:r>
+        <w:rPr>
+          <w:sz w:val="28"/>
+          <w:szCs w:val="28"/>
+        </w:rPr>
+        <w:t xml:space="preserve"> дозволяє </w:t>
+      </w:r>
+      <w:proofErr w:type="spellStart"/>
+      <w:r>
+        <w:rPr>
+          <w:sz w:val="28"/>
+          <w:szCs w:val="28"/>
+        </w:rPr>
+        <w:t>версіонувати</w:t>
+      </w:r>
+      <w:proofErr w:type="spellEnd"/>
+      <w:r>
+        <w:rPr>
+          <w:sz w:val="28"/>
+          <w:szCs w:val="28"/>
+        </w:rPr>
+        <w:t xml:space="preserve"> тексти через </w:t>
+      </w:r>
+      <w:proofErr w:type="spellStart"/>
+      <w:r>
+        <w:rPr>
+          <w:sz w:val="28"/>
+          <w:szCs w:val="28"/>
+        </w:rPr>
+        <w:t>Git</w:t>
+      </w:r>
+      <w:proofErr w:type="spellEnd"/>
+      <w:r>
+        <w:rPr>
+          <w:sz w:val="28"/>
+          <w:szCs w:val="28"/>
+        </w:rPr>
+        <w:t xml:space="preserve">. Головний недолік — незручність використання для нетехнічних спеціалістів (наприклад, Project </w:t>
+      </w:r>
+      <w:proofErr w:type="spellStart"/>
+      <w:r>
+        <w:rPr>
+          <w:sz w:val="28"/>
+          <w:szCs w:val="28"/>
+        </w:rPr>
+        <w:t>Manager</w:t>
+      </w:r>
+      <w:proofErr w:type="spellEnd"/>
+      <w:r>
+        <w:rPr>
+          <w:sz w:val="28"/>
+          <w:szCs w:val="28"/>
+        </w:rPr>
+        <w:t xml:space="preserve"> або UI/UX </w:t>
+      </w:r>
+      <w:proofErr w:type="spellStart"/>
+      <w:r>
+        <w:rPr>
+          <w:sz w:val="28"/>
+          <w:szCs w:val="28"/>
+        </w:rPr>
+        <w:t>Designer</w:t>
+      </w:r>
+      <w:proofErr w:type="spellEnd"/>
+      <w:r>
+        <w:rPr>
+          <w:sz w:val="28"/>
+          <w:szCs w:val="28"/>
+        </w:rPr>
+        <w:t>), оскільки відсутній звичний візуальний редактор (WYSIWYG).</w:t>
+      </w:r>
+    </w:p>
+    <w:p>
+      <w:pPr>
+        <w:pStyle w:val="a3"/>
+        <w:ind w:left="360"/>
+        <w:jc w:val="both"/>
+        <w:rPr>
+          <w:sz w:val="28"/>
+          <w:szCs w:val="28"/>
+        </w:rPr>
+      </w:pPr>
+      <w:r>
+        <w:rPr>
+          <w:b/>
+          <w:bCs/>
+          <w:sz w:val="28"/>
+          <w:szCs w:val="28"/>
+        </w:rPr>
+        <w:t>Підсумок:</w:t>
+      </w:r>
+      <w:r>
+        <w:rPr>
+          <w:sz w:val="28"/>
+          <w:szCs w:val="28"/>
+        </w:rPr>
+        <w:t xml:space="preserve"> Ведення вичерпної, завжди актуальної та добре структурованої проектної документації є обов'язковим індустріальним стандартом сучасної програмної інженерії. Вибір конкретного інструменту (</w:t>
+      </w:r>
+      <w:proofErr w:type="spellStart"/>
+      <w:r>
+        <w:rPr>
+          <w:sz w:val="28"/>
+          <w:szCs w:val="28"/>
+        </w:rPr>
+        <w:t>Confluence</w:t>
+      </w:r>
+      <w:proofErr w:type="spellEnd"/>
+      <w:r>
+        <w:rPr>
+          <w:sz w:val="28"/>
+          <w:szCs w:val="28"/>
+        </w:rPr>
+        <w:t xml:space="preserve">, </w:t>
+      </w:r>
+      <w:proofErr w:type="spellStart"/>
+      <w:r>
+        <w:rPr>
+          <w:sz w:val="28"/>
+          <w:szCs w:val="28"/>
+        </w:rPr>
+        <w:t>Notion</w:t>
+      </w:r>
+      <w:proofErr w:type="spellEnd"/>
+      <w:r>
+        <w:rPr>
+          <w:sz w:val="28"/>
+          <w:szCs w:val="28"/>
+        </w:rPr>
+        <w:t xml:space="preserve"> чи </w:t>
+      </w:r>
+      <w:proofErr w:type="spellStart"/>
+      <w:r>
+        <w:rPr>
+          <w:sz w:val="28"/>
+          <w:szCs w:val="28"/>
+        </w:rPr>
+        <w:t>GitHub</w:t>
+      </w:r>
+      <w:proofErr w:type="spellEnd"/>
+      <w:r>
+        <w:rPr>
+          <w:sz w:val="28"/>
+          <w:szCs w:val="28"/>
+        </w:rPr>
+        <w:t xml:space="preserve"> </w:t>
+      </w:r>
+      <w:proofErr w:type="spellStart"/>
+      <w:r>
+        <w:rPr>
+          <w:sz w:val="28"/>
+          <w:szCs w:val="28"/>
+        </w:rPr>
+        <w:t>Wiki</w:t>
+      </w:r>
+      <w:proofErr w:type="spellEnd"/>
+      <w:r>
+        <w:rPr>
+          <w:sz w:val="28"/>
+          <w:szCs w:val="28"/>
+        </w:rPr>
+        <w:t xml:space="preserve">) має залежати виключно від масштабу проекту, кваліфікації команди розробників та загальної корпоративної культури компанії. </w:t>
+      </w:r>
+    </w:p>
+    <w:p>
+      <w:pPr>
+        <w:jc w:val="both"/>
+        <w:rPr>
+          <w:rFonts w:ascii="Times New Roman" w:hAnsi="Times New Roman" w:cs="Times New Roman"/>
+          <w:b/>
+          <w:sz w:val="28"/>
+          <w:szCs w:val="28"/>
+        </w:rPr>
+      </w:pPr>
       <w:bookmarkStart w:id="0" w:name="_GoBack"/>
       <w:bookmarkEnd w:id="0"/>
-      <w:r>
-        <w:rPr>
-          <w:rFonts w:ascii="Times New Roman" w:hAnsi="Times New Roman" w:cs="Times New Roman"/>
-          <w:sz w:val="32"/>
-          <w:szCs w:val="32"/>
-        </w:rPr>
-        <w:t>”</w:t>
-      </w:r>
-    </w:p>
-    <w:p>
-      <w:pPr>
-        <w:rPr>
-          <w:rFonts w:ascii="Times New Roman" w:hAnsi="Times New Roman" w:cs="Times New Roman"/>
-          <w:sz w:val="32"/>
-          <w:szCs w:val="32"/>
-        </w:rPr>
-      </w:pPr>
-    </w:p>
-    <w:p>
-      <w:pPr>
-        <w:jc w:val="center"/>
-        <w:rPr>
-          <w:rFonts w:ascii="Times New Roman" w:hAnsi="Times New Roman" w:cs="Times New Roman"/>
-          <w:sz w:val="32"/>
-          <w:szCs w:val="32"/>
-        </w:rPr>
-      </w:pPr>
-    </w:p>
-    <w:p>
-      <w:pPr>
-        <w:jc w:val="right"/>
-        <w:rPr>
-          <w:rFonts w:ascii="Times New Roman" w:hAnsi="Times New Roman" w:cs="Times New Roman"/>
-          <w:sz w:val="32"/>
-          <w:szCs w:val="32"/>
-        </w:rPr>
-      </w:pPr>
-      <w:r>
-        <w:rPr>
-          <w:rFonts w:ascii="Times New Roman" w:hAnsi="Times New Roman" w:cs="Times New Roman"/>
-          <w:sz w:val="32"/>
-          <w:szCs w:val="32"/>
-        </w:rPr>
-        <w:t>Виконав:</w:t>
-      </w:r>
-    </w:p>
-    <w:p>
-      <w:pPr>
-        <w:jc w:val="right"/>
-        <w:rPr>
-          <w:rFonts w:ascii="Times New Roman" w:hAnsi="Times New Roman" w:cs="Times New Roman"/>
-          <w:sz w:val="32"/>
-          <w:szCs w:val="32"/>
-        </w:rPr>
-      </w:pPr>
-      <w:r>
-        <w:rPr>
-          <w:rFonts w:ascii="Times New Roman" w:hAnsi="Times New Roman" w:cs="Times New Roman"/>
-          <w:sz w:val="32"/>
-          <w:szCs w:val="32"/>
-        </w:rPr>
-        <w:t xml:space="preserve">Студент. гр. ФеП-41 </w:t>
-      </w:r>
-      <w:proofErr w:type="spellStart"/>
-      <w:r>
-        <w:rPr>
-          <w:rFonts w:ascii="Times New Roman" w:hAnsi="Times New Roman" w:cs="Times New Roman"/>
-          <w:sz w:val="32"/>
-          <w:szCs w:val="32"/>
-        </w:rPr>
-        <w:t>Фіняк</w:t>
-      </w:r>
-      <w:proofErr w:type="spellEnd"/>
-      <w:r>
-        <w:rPr>
-          <w:rFonts w:ascii="Times New Roman" w:hAnsi="Times New Roman" w:cs="Times New Roman"/>
-          <w:sz w:val="32"/>
-          <w:szCs w:val="32"/>
-        </w:rPr>
-        <w:t xml:space="preserve"> Олег</w:t>
-      </w:r>
-    </w:p>
-    <w:p>
-      <w:pPr>
-        <w:jc w:val="right"/>
-        <w:rPr>
-          <w:rFonts w:ascii="Times New Roman" w:hAnsi="Times New Roman" w:cs="Times New Roman"/>
-          <w:sz w:val="32"/>
-          <w:szCs w:val="32"/>
-        </w:rPr>
-      </w:pPr>
-      <w:r>
-        <w:rPr>
-          <w:rFonts w:ascii="Times New Roman" w:hAnsi="Times New Roman" w:cs="Times New Roman"/>
-          <w:sz w:val="32"/>
-          <w:szCs w:val="32"/>
-        </w:rPr>
-        <w:t xml:space="preserve">Перевірив: </w:t>
-      </w:r>
-    </w:p>
-    <w:p>
-      <w:pPr>
-        <w:jc w:val="right"/>
-        <w:rPr>
-          <w:rFonts w:ascii="Times New Roman" w:hAnsi="Times New Roman" w:cs="Times New Roman"/>
-          <w:sz w:val="32"/>
-          <w:szCs w:val="32"/>
-        </w:rPr>
-      </w:pPr>
-      <w:proofErr w:type="spellStart"/>
-      <w:r>
-        <w:rPr>
-          <w:rFonts w:ascii="Times New Roman" w:hAnsi="Times New Roman" w:cs="Times New Roman"/>
-          <w:sz w:val="32"/>
-          <w:szCs w:val="32"/>
-        </w:rPr>
-        <w:t>Франів</w:t>
-      </w:r>
-      <w:proofErr w:type="spellEnd"/>
-      <w:r>
-        <w:rPr>
-          <w:rFonts w:ascii="Times New Roman" w:hAnsi="Times New Roman" w:cs="Times New Roman"/>
-          <w:sz w:val="32"/>
-          <w:szCs w:val="32"/>
-        </w:rPr>
-        <w:t xml:space="preserve"> В.А</w:t>
-      </w:r>
-      <w:r>
-        <w:rPr>
-          <w:rFonts w:ascii="Times New Roman" w:hAnsi="Times New Roman" w:cs="Times New Roman"/>
-          <w:sz w:val="32"/>
-          <w:szCs w:val="32"/>
-        </w:rPr>
-        <w:t>.</w:t>
-      </w:r>
-    </w:p>
-    <w:p>
-      <w:pPr>
-        <w:jc w:val="center"/>
-        <w:rPr>
-          <w:rFonts w:ascii="Times New Roman" w:hAnsi="Times New Roman" w:cs="Times New Roman"/>
-          <w:sz w:val="32"/>
-          <w:szCs w:val="32"/>
-        </w:rPr>
-      </w:pPr>
-    </w:p>
-    <w:p>
-      <w:pPr>
-        <w:jc w:val="center"/>
-        <w:rPr>
-          <w:rFonts w:ascii="Times New Roman" w:hAnsi="Times New Roman" w:cs="Times New Roman"/>
-          <w:sz w:val="32"/>
-          <w:szCs w:val="32"/>
-        </w:rPr>
-      </w:pPr>
-    </w:p>
-    <w:p>
-      <w:pPr>
-        <w:rPr>
-          <w:rFonts w:ascii="Times New Roman" w:hAnsi="Times New Roman" w:cs="Times New Roman"/>
-          <w:sz w:val="32"/>
-          <w:szCs w:val="32"/>
-        </w:rPr>
-      </w:pPr>
-    </w:p>
-    <w:p>
-      <w:pPr>
-        <w:rPr>
-          <w:rFonts w:ascii="Times New Roman" w:hAnsi="Times New Roman" w:cs="Times New Roman"/>
-          <w:sz w:val="32"/>
-          <w:szCs w:val="32"/>
-        </w:rPr>
-      </w:pPr>
-    </w:p>
-    <w:p>
-      <w:pPr>
-        <w:rPr>
-          <w:rFonts w:ascii="Times New Roman" w:hAnsi="Times New Roman" w:cs="Times New Roman"/>
-          <w:sz w:val="32"/>
-          <w:szCs w:val="32"/>
-        </w:rPr>
-      </w:pPr>
-    </w:p>
-    <w:p>
-      <w:pPr>
-        <w:rPr>
-          <w:rFonts w:ascii="Times New Roman" w:hAnsi="Times New Roman" w:cs="Times New Roman"/>
-          <w:sz w:val="32"/>
-          <w:szCs w:val="32"/>
-        </w:rPr>
-      </w:pPr>
-    </w:p>
-    <w:p>
-      <w:pPr>
-        <w:jc w:val="center"/>
-        <w:rPr>
-          <w:rFonts w:ascii="Times New Roman" w:hAnsi="Times New Roman" w:cs="Times New Roman"/>
-          <w:sz w:val="32"/>
-          <w:szCs w:val="32"/>
-        </w:rPr>
-      </w:pPr>
-      <w:r>
-        <w:rPr>
-          <w:rFonts w:ascii="Times New Roman" w:hAnsi="Times New Roman" w:cs="Times New Roman"/>
-          <w:sz w:val="32"/>
-          <w:szCs w:val="32"/>
-        </w:rPr>
-        <w:t>Львів – 2026</w:t>
+    </w:p>
+    <w:p>
+      <w:pPr>
+        <w:jc w:val="both"/>
+        <w:rPr>
+          <w:rFonts w:ascii="Times New Roman" w:hAnsi="Times New Roman" w:cs="Times New Roman"/>
+          <w:sz w:val="28"/>
+          <w:szCs w:val="28"/>
+        </w:rPr>
+      </w:pPr>
+      <w:r>
+        <w:rPr>
+          <w:rFonts w:ascii="Times New Roman" w:hAnsi="Times New Roman" w:cs="Times New Roman"/>
+          <w:b/>
+          <w:sz w:val="28"/>
+          <w:szCs w:val="28"/>
+        </w:rPr>
+        <w:t>Література:</w:t>
+      </w:r>
+      <w:r>
+        <w:rPr>
+          <w:rFonts w:ascii="Times New Roman" w:hAnsi="Times New Roman" w:cs="Times New Roman"/>
+          <w:sz w:val="28"/>
+          <w:szCs w:val="28"/>
+        </w:rPr>
+        <w:t xml:space="preserve"> </w:t>
+      </w:r>
+    </w:p>
+    <w:p>
+      <w:pPr>
+        <w:jc w:val="both"/>
+        <w:rPr>
+          <w:rFonts w:ascii="Times New Roman" w:hAnsi="Times New Roman" w:cs="Times New Roman"/>
+          <w:sz w:val="28"/>
+          <w:szCs w:val="28"/>
+        </w:rPr>
+      </w:pPr>
+      <w:r>
+        <w:rPr>
+          <w:rFonts w:ascii="Times New Roman" w:hAnsi="Times New Roman" w:cs="Times New Roman"/>
+          <w:sz w:val="28"/>
+          <w:szCs w:val="28"/>
+        </w:rPr>
+        <w:t xml:space="preserve">21.Scott </w:t>
+      </w:r>
+      <w:proofErr w:type="spellStart"/>
+      <w:r>
+        <w:rPr>
+          <w:rFonts w:ascii="Times New Roman" w:hAnsi="Times New Roman" w:cs="Times New Roman"/>
+          <w:sz w:val="28"/>
+          <w:szCs w:val="28"/>
+        </w:rPr>
+        <w:t>Chacon</w:t>
+      </w:r>
+      <w:proofErr w:type="spellEnd"/>
+      <w:r>
+        <w:rPr>
+          <w:rFonts w:ascii="Times New Roman" w:hAnsi="Times New Roman" w:cs="Times New Roman"/>
+          <w:sz w:val="28"/>
+          <w:szCs w:val="28"/>
+        </w:rPr>
+        <w:t xml:space="preserve">, </w:t>
+      </w:r>
+      <w:proofErr w:type="spellStart"/>
+      <w:r>
+        <w:rPr>
+          <w:rFonts w:ascii="Times New Roman" w:hAnsi="Times New Roman" w:cs="Times New Roman"/>
+          <w:sz w:val="28"/>
+          <w:szCs w:val="28"/>
+        </w:rPr>
+        <w:t>Ben</w:t>
+      </w:r>
+      <w:proofErr w:type="spellEnd"/>
+      <w:r>
+        <w:rPr>
+          <w:rFonts w:ascii="Times New Roman" w:hAnsi="Times New Roman" w:cs="Times New Roman"/>
+          <w:sz w:val="28"/>
+          <w:szCs w:val="28"/>
+        </w:rPr>
+        <w:t xml:space="preserve"> </w:t>
+      </w:r>
+      <w:proofErr w:type="spellStart"/>
+      <w:r>
+        <w:rPr>
+          <w:rFonts w:ascii="Times New Roman" w:hAnsi="Times New Roman" w:cs="Times New Roman"/>
+          <w:sz w:val="28"/>
+          <w:szCs w:val="28"/>
+        </w:rPr>
+        <w:t>Straub</w:t>
+      </w:r>
+      <w:proofErr w:type="spellEnd"/>
+      <w:r>
+        <w:rPr>
+          <w:rFonts w:ascii="Times New Roman" w:hAnsi="Times New Roman" w:cs="Times New Roman"/>
+          <w:sz w:val="28"/>
+          <w:szCs w:val="28"/>
+        </w:rPr>
+        <w:t xml:space="preserve">. </w:t>
+      </w:r>
+      <w:proofErr w:type="spellStart"/>
+      <w:r>
+        <w:rPr>
+          <w:rFonts w:ascii="Times New Roman" w:hAnsi="Times New Roman" w:cs="Times New Roman"/>
+          <w:sz w:val="28"/>
+          <w:szCs w:val="28"/>
+        </w:rPr>
+        <w:t>Pro</w:t>
+      </w:r>
+      <w:proofErr w:type="spellEnd"/>
+      <w:r>
+        <w:rPr>
+          <w:rFonts w:ascii="Times New Roman" w:hAnsi="Times New Roman" w:cs="Times New Roman"/>
+          <w:sz w:val="28"/>
+          <w:szCs w:val="28"/>
+        </w:rPr>
+        <w:t xml:space="preserve"> </w:t>
+      </w:r>
+      <w:proofErr w:type="spellStart"/>
+      <w:r>
+        <w:rPr>
+          <w:rFonts w:ascii="Times New Roman" w:hAnsi="Times New Roman" w:cs="Times New Roman"/>
+          <w:sz w:val="28"/>
+          <w:szCs w:val="28"/>
+        </w:rPr>
+        <w:t>Git</w:t>
+      </w:r>
+      <w:proofErr w:type="spellEnd"/>
+      <w:r>
+        <w:rPr>
+          <w:rFonts w:ascii="Times New Roman" w:hAnsi="Times New Roman" w:cs="Times New Roman"/>
+          <w:sz w:val="28"/>
+          <w:szCs w:val="28"/>
+        </w:rPr>
+        <w:t xml:space="preserve">. </w:t>
+      </w:r>
+      <w:proofErr w:type="spellStart"/>
+      <w:r>
+        <w:rPr>
+          <w:rFonts w:ascii="Times New Roman" w:hAnsi="Times New Roman" w:cs="Times New Roman"/>
+          <w:sz w:val="28"/>
+          <w:szCs w:val="28"/>
+        </w:rPr>
+        <w:t>Apress</w:t>
+      </w:r>
+      <w:proofErr w:type="spellEnd"/>
+      <w:r>
+        <w:rPr>
+          <w:rFonts w:ascii="Times New Roman" w:hAnsi="Times New Roman" w:cs="Times New Roman"/>
+          <w:sz w:val="28"/>
+          <w:szCs w:val="28"/>
+        </w:rPr>
+        <w:t xml:space="preserve">. 2014. 456 p. </w:t>
+      </w:r>
+    </w:p>
+    <w:p>
+      <w:pPr>
+        <w:jc w:val="both"/>
+        <w:rPr>
+          <w:rFonts w:ascii="Times New Roman" w:hAnsi="Times New Roman" w:cs="Times New Roman"/>
+          <w:sz w:val="28"/>
+          <w:szCs w:val="28"/>
+        </w:rPr>
+      </w:pPr>
+      <w:r>
+        <w:rPr>
+          <w:rFonts w:ascii="Times New Roman" w:hAnsi="Times New Roman" w:cs="Times New Roman"/>
+          <w:sz w:val="28"/>
+          <w:szCs w:val="28"/>
+        </w:rPr>
+        <w:t xml:space="preserve">22.Jon </w:t>
+      </w:r>
+      <w:proofErr w:type="spellStart"/>
+      <w:r>
+        <w:rPr>
+          <w:rFonts w:ascii="Times New Roman" w:hAnsi="Times New Roman" w:cs="Times New Roman"/>
+          <w:sz w:val="28"/>
+          <w:szCs w:val="28"/>
+        </w:rPr>
+        <w:t>Loeliger</w:t>
+      </w:r>
+      <w:proofErr w:type="spellEnd"/>
+      <w:r>
+        <w:rPr>
+          <w:rFonts w:ascii="Times New Roman" w:hAnsi="Times New Roman" w:cs="Times New Roman"/>
+          <w:sz w:val="28"/>
+          <w:szCs w:val="28"/>
+        </w:rPr>
+        <w:t xml:space="preserve">, </w:t>
+      </w:r>
+      <w:proofErr w:type="spellStart"/>
+      <w:r>
+        <w:rPr>
+          <w:rFonts w:ascii="Times New Roman" w:hAnsi="Times New Roman" w:cs="Times New Roman"/>
+          <w:sz w:val="28"/>
+          <w:szCs w:val="28"/>
+        </w:rPr>
+        <w:t>Matthew</w:t>
+      </w:r>
+      <w:proofErr w:type="spellEnd"/>
+      <w:r>
+        <w:rPr>
+          <w:rFonts w:ascii="Times New Roman" w:hAnsi="Times New Roman" w:cs="Times New Roman"/>
+          <w:sz w:val="28"/>
+          <w:szCs w:val="28"/>
+        </w:rPr>
+        <w:t xml:space="preserve"> </w:t>
+      </w:r>
+      <w:proofErr w:type="spellStart"/>
+      <w:r>
+        <w:rPr>
+          <w:rFonts w:ascii="Times New Roman" w:hAnsi="Times New Roman" w:cs="Times New Roman"/>
+          <w:sz w:val="28"/>
+          <w:szCs w:val="28"/>
+        </w:rPr>
+        <w:t>McCullough</w:t>
+      </w:r>
+      <w:proofErr w:type="spellEnd"/>
+      <w:r>
+        <w:rPr>
+          <w:rFonts w:ascii="Times New Roman" w:hAnsi="Times New Roman" w:cs="Times New Roman"/>
+          <w:sz w:val="28"/>
+          <w:szCs w:val="28"/>
+        </w:rPr>
+        <w:t xml:space="preserve">. </w:t>
+      </w:r>
+      <w:proofErr w:type="spellStart"/>
+      <w:r>
+        <w:rPr>
+          <w:rFonts w:ascii="Times New Roman" w:hAnsi="Times New Roman" w:cs="Times New Roman"/>
+          <w:sz w:val="28"/>
+          <w:szCs w:val="28"/>
+        </w:rPr>
+        <w:t>Version</w:t>
+      </w:r>
+      <w:proofErr w:type="spellEnd"/>
+      <w:r>
+        <w:rPr>
+          <w:rFonts w:ascii="Times New Roman" w:hAnsi="Times New Roman" w:cs="Times New Roman"/>
+          <w:sz w:val="28"/>
+          <w:szCs w:val="28"/>
+        </w:rPr>
+        <w:t xml:space="preserve"> </w:t>
+      </w:r>
+      <w:proofErr w:type="spellStart"/>
+      <w:r>
+        <w:rPr>
+          <w:rFonts w:ascii="Times New Roman" w:hAnsi="Times New Roman" w:cs="Times New Roman"/>
+          <w:sz w:val="28"/>
+          <w:szCs w:val="28"/>
+        </w:rPr>
+        <w:t>Control</w:t>
+      </w:r>
+      <w:proofErr w:type="spellEnd"/>
+      <w:r>
+        <w:rPr>
+          <w:rFonts w:ascii="Times New Roman" w:hAnsi="Times New Roman" w:cs="Times New Roman"/>
+          <w:sz w:val="28"/>
+          <w:szCs w:val="28"/>
+        </w:rPr>
+        <w:t xml:space="preserve"> </w:t>
+      </w:r>
+      <w:proofErr w:type="spellStart"/>
+      <w:r>
+        <w:rPr>
+          <w:rFonts w:ascii="Times New Roman" w:hAnsi="Times New Roman" w:cs="Times New Roman"/>
+          <w:sz w:val="28"/>
+          <w:szCs w:val="28"/>
+        </w:rPr>
+        <w:t>with</w:t>
+      </w:r>
+      <w:proofErr w:type="spellEnd"/>
+      <w:r>
+        <w:rPr>
+          <w:rFonts w:ascii="Times New Roman" w:hAnsi="Times New Roman" w:cs="Times New Roman"/>
+          <w:sz w:val="28"/>
+          <w:szCs w:val="28"/>
+        </w:rPr>
+        <w:t xml:space="preserve"> </w:t>
+      </w:r>
+      <w:proofErr w:type="spellStart"/>
+      <w:r>
+        <w:rPr>
+          <w:rFonts w:ascii="Times New Roman" w:hAnsi="Times New Roman" w:cs="Times New Roman"/>
+          <w:sz w:val="28"/>
+          <w:szCs w:val="28"/>
+        </w:rPr>
+        <w:t>Git</w:t>
+      </w:r>
+      <w:proofErr w:type="spellEnd"/>
+      <w:r>
+        <w:rPr>
+          <w:rFonts w:ascii="Times New Roman" w:hAnsi="Times New Roman" w:cs="Times New Roman"/>
+          <w:sz w:val="28"/>
+          <w:szCs w:val="28"/>
+        </w:rPr>
+        <w:t xml:space="preserve">. </w:t>
+      </w:r>
+      <w:proofErr w:type="spellStart"/>
+      <w:r>
+        <w:rPr>
+          <w:rFonts w:ascii="Times New Roman" w:hAnsi="Times New Roman" w:cs="Times New Roman"/>
+          <w:sz w:val="28"/>
+          <w:szCs w:val="28"/>
+        </w:rPr>
+        <w:t>O'Reilly</w:t>
+      </w:r>
+      <w:proofErr w:type="spellEnd"/>
+      <w:r>
+        <w:rPr>
+          <w:rFonts w:ascii="Times New Roman" w:hAnsi="Times New Roman" w:cs="Times New Roman"/>
+          <w:sz w:val="28"/>
+          <w:szCs w:val="28"/>
+        </w:rPr>
+        <w:t xml:space="preserve"> </w:t>
+      </w:r>
+      <w:proofErr w:type="spellStart"/>
+      <w:r>
+        <w:rPr>
+          <w:rFonts w:ascii="Times New Roman" w:hAnsi="Times New Roman" w:cs="Times New Roman"/>
+          <w:sz w:val="28"/>
+          <w:szCs w:val="28"/>
+        </w:rPr>
+        <w:t>Media</w:t>
+      </w:r>
+      <w:proofErr w:type="spellEnd"/>
+      <w:r>
+        <w:rPr>
+          <w:rFonts w:ascii="Times New Roman" w:hAnsi="Times New Roman" w:cs="Times New Roman"/>
+          <w:sz w:val="28"/>
+          <w:szCs w:val="28"/>
+        </w:rPr>
+        <w:t xml:space="preserve">. 2012. 456 p. </w:t>
+      </w:r>
+    </w:p>
+    <w:p>
+      <w:pPr>
+        <w:jc w:val="both"/>
+        <w:rPr>
+          <w:rFonts w:ascii="Times New Roman" w:hAnsi="Times New Roman" w:cs="Times New Roman"/>
+          <w:sz w:val="28"/>
+          <w:szCs w:val="28"/>
+        </w:rPr>
+      </w:pPr>
+      <w:r>
+        <w:rPr>
+          <w:rFonts w:ascii="Times New Roman" w:hAnsi="Times New Roman" w:cs="Times New Roman"/>
+          <w:sz w:val="28"/>
+          <w:szCs w:val="28"/>
+        </w:rPr>
+        <w:t xml:space="preserve">23.Ryan </w:t>
+      </w:r>
+      <w:proofErr w:type="spellStart"/>
+      <w:r>
+        <w:rPr>
+          <w:rFonts w:ascii="Times New Roman" w:hAnsi="Times New Roman" w:cs="Times New Roman"/>
+          <w:sz w:val="28"/>
+          <w:szCs w:val="28"/>
+        </w:rPr>
+        <w:t>Hodson</w:t>
+      </w:r>
+      <w:proofErr w:type="spellEnd"/>
+      <w:r>
+        <w:rPr>
+          <w:rFonts w:ascii="Times New Roman" w:hAnsi="Times New Roman" w:cs="Times New Roman"/>
+          <w:sz w:val="28"/>
+          <w:szCs w:val="28"/>
+        </w:rPr>
+        <w:t xml:space="preserve">. </w:t>
+      </w:r>
+      <w:proofErr w:type="spellStart"/>
+      <w:r>
+        <w:rPr>
+          <w:rFonts w:ascii="Times New Roman" w:hAnsi="Times New Roman" w:cs="Times New Roman"/>
+          <w:sz w:val="28"/>
+          <w:szCs w:val="28"/>
+        </w:rPr>
+        <w:t>Git</w:t>
+      </w:r>
+      <w:proofErr w:type="spellEnd"/>
+      <w:r>
+        <w:rPr>
+          <w:rFonts w:ascii="Times New Roman" w:hAnsi="Times New Roman" w:cs="Times New Roman"/>
+          <w:sz w:val="28"/>
+          <w:szCs w:val="28"/>
+        </w:rPr>
+        <w:t xml:space="preserve"> Essentials. </w:t>
+      </w:r>
+      <w:proofErr w:type="spellStart"/>
+      <w:r>
+        <w:rPr>
+          <w:rFonts w:ascii="Times New Roman" w:hAnsi="Times New Roman" w:cs="Times New Roman"/>
+          <w:sz w:val="28"/>
+          <w:szCs w:val="28"/>
+        </w:rPr>
+        <w:t>Packt</w:t>
+      </w:r>
+      <w:proofErr w:type="spellEnd"/>
+      <w:r>
+        <w:rPr>
+          <w:rFonts w:ascii="Times New Roman" w:hAnsi="Times New Roman" w:cs="Times New Roman"/>
+          <w:sz w:val="28"/>
+          <w:szCs w:val="28"/>
+        </w:rPr>
+        <w:t xml:space="preserve"> </w:t>
+      </w:r>
+      <w:proofErr w:type="spellStart"/>
+      <w:r>
+        <w:rPr>
+          <w:rFonts w:ascii="Times New Roman" w:hAnsi="Times New Roman" w:cs="Times New Roman"/>
+          <w:sz w:val="28"/>
+          <w:szCs w:val="28"/>
+        </w:rPr>
+        <w:t>Publishing</w:t>
+      </w:r>
+      <w:proofErr w:type="spellEnd"/>
+      <w:r>
+        <w:rPr>
+          <w:rFonts w:ascii="Times New Roman" w:hAnsi="Times New Roman" w:cs="Times New Roman"/>
+          <w:sz w:val="28"/>
+          <w:szCs w:val="28"/>
+        </w:rPr>
+        <w:t xml:space="preserve">. 2015. 194 p. </w:t>
+      </w:r>
+    </w:p>
+    <w:p>
+      <w:pPr>
+        <w:jc w:val="both"/>
+        <w:rPr>
+          <w:rFonts w:ascii="Times New Roman" w:hAnsi="Times New Roman" w:cs="Times New Roman"/>
+          <w:sz w:val="28"/>
+          <w:szCs w:val="28"/>
+        </w:rPr>
+      </w:pPr>
+      <w:r>
+        <w:rPr>
+          <w:rFonts w:ascii="Times New Roman" w:hAnsi="Times New Roman" w:cs="Times New Roman"/>
+          <w:sz w:val="28"/>
+          <w:szCs w:val="28"/>
+        </w:rPr>
+        <w:t xml:space="preserve">24.Roger </w:t>
+      </w:r>
+      <w:proofErr w:type="spellStart"/>
+      <w:r>
+        <w:rPr>
+          <w:rFonts w:ascii="Times New Roman" w:hAnsi="Times New Roman" w:cs="Times New Roman"/>
+          <w:sz w:val="28"/>
+          <w:szCs w:val="28"/>
+        </w:rPr>
+        <w:t>Dudler</w:t>
+      </w:r>
+      <w:proofErr w:type="spellEnd"/>
+      <w:r>
+        <w:rPr>
+          <w:rFonts w:ascii="Times New Roman" w:hAnsi="Times New Roman" w:cs="Times New Roman"/>
+          <w:sz w:val="28"/>
+          <w:szCs w:val="28"/>
+        </w:rPr>
+        <w:t xml:space="preserve">. </w:t>
+      </w:r>
+      <w:proofErr w:type="spellStart"/>
+      <w:r>
+        <w:rPr>
+          <w:rFonts w:ascii="Times New Roman" w:hAnsi="Times New Roman" w:cs="Times New Roman"/>
+          <w:sz w:val="28"/>
+          <w:szCs w:val="28"/>
+        </w:rPr>
+        <w:t>Git</w:t>
+      </w:r>
+      <w:proofErr w:type="spellEnd"/>
+      <w:r>
+        <w:rPr>
+          <w:rFonts w:ascii="Times New Roman" w:hAnsi="Times New Roman" w:cs="Times New Roman"/>
+          <w:sz w:val="28"/>
+          <w:szCs w:val="28"/>
+        </w:rPr>
+        <w:t xml:space="preserve"> </w:t>
+      </w:r>
+      <w:proofErr w:type="spellStart"/>
+      <w:r>
+        <w:rPr>
+          <w:rFonts w:ascii="Times New Roman" w:hAnsi="Times New Roman" w:cs="Times New Roman"/>
+          <w:sz w:val="28"/>
+          <w:szCs w:val="28"/>
+        </w:rPr>
+        <w:t>Pocket</w:t>
+      </w:r>
+      <w:proofErr w:type="spellEnd"/>
+      <w:r>
+        <w:rPr>
+          <w:rFonts w:ascii="Times New Roman" w:hAnsi="Times New Roman" w:cs="Times New Roman"/>
+          <w:sz w:val="28"/>
+          <w:szCs w:val="28"/>
+        </w:rPr>
+        <w:t xml:space="preserve"> </w:t>
+      </w:r>
+      <w:proofErr w:type="spellStart"/>
+      <w:r>
+        <w:rPr>
+          <w:rFonts w:ascii="Times New Roman" w:hAnsi="Times New Roman" w:cs="Times New Roman"/>
+          <w:sz w:val="28"/>
+          <w:szCs w:val="28"/>
+        </w:rPr>
+        <w:t>Guide</w:t>
+      </w:r>
+      <w:proofErr w:type="spellEnd"/>
+      <w:r>
+        <w:rPr>
+          <w:rFonts w:ascii="Times New Roman" w:hAnsi="Times New Roman" w:cs="Times New Roman"/>
+          <w:sz w:val="28"/>
+          <w:szCs w:val="28"/>
+        </w:rPr>
+        <w:t xml:space="preserve">. </w:t>
+      </w:r>
+      <w:proofErr w:type="spellStart"/>
+      <w:r>
+        <w:rPr>
+          <w:rFonts w:ascii="Times New Roman" w:hAnsi="Times New Roman" w:cs="Times New Roman"/>
+          <w:sz w:val="28"/>
+          <w:szCs w:val="28"/>
+        </w:rPr>
+        <w:t>O'Reilly</w:t>
+      </w:r>
+      <w:proofErr w:type="spellEnd"/>
+      <w:r>
+        <w:rPr>
+          <w:rFonts w:ascii="Times New Roman" w:hAnsi="Times New Roman" w:cs="Times New Roman"/>
+          <w:sz w:val="28"/>
+          <w:szCs w:val="28"/>
+        </w:rPr>
+        <w:t xml:space="preserve"> </w:t>
+      </w:r>
+      <w:proofErr w:type="spellStart"/>
+      <w:r>
+        <w:rPr>
+          <w:rFonts w:ascii="Times New Roman" w:hAnsi="Times New Roman" w:cs="Times New Roman"/>
+          <w:sz w:val="28"/>
+          <w:szCs w:val="28"/>
+        </w:rPr>
+        <w:t>Media</w:t>
+      </w:r>
+      <w:proofErr w:type="spellEnd"/>
+      <w:r>
+        <w:rPr>
+          <w:rFonts w:ascii="Times New Roman" w:hAnsi="Times New Roman" w:cs="Times New Roman"/>
+          <w:sz w:val="28"/>
+          <w:szCs w:val="28"/>
+        </w:rPr>
+        <w:t xml:space="preserve">. 2013. 234 p. </w:t>
+      </w:r>
+    </w:p>
+    <w:p>
+      <w:pPr>
+        <w:jc w:val="both"/>
+        <w:rPr>
+          <w:rFonts w:ascii="Times New Roman" w:hAnsi="Times New Roman" w:cs="Times New Roman"/>
+          <w:sz w:val="28"/>
+          <w:szCs w:val="28"/>
+        </w:rPr>
+      </w:pPr>
+      <w:r>
+        <w:rPr>
+          <w:rFonts w:ascii="Times New Roman" w:hAnsi="Times New Roman" w:cs="Times New Roman"/>
+          <w:sz w:val="28"/>
+          <w:szCs w:val="28"/>
+        </w:rPr>
+        <w:t xml:space="preserve">25.Seth </w:t>
+      </w:r>
+      <w:proofErr w:type="spellStart"/>
+      <w:r>
+        <w:rPr>
+          <w:rFonts w:ascii="Times New Roman" w:hAnsi="Times New Roman" w:cs="Times New Roman"/>
+          <w:sz w:val="28"/>
+          <w:szCs w:val="28"/>
+        </w:rPr>
+        <w:t>Robertson</w:t>
+      </w:r>
+      <w:proofErr w:type="spellEnd"/>
+      <w:r>
+        <w:rPr>
+          <w:rFonts w:ascii="Times New Roman" w:hAnsi="Times New Roman" w:cs="Times New Roman"/>
+          <w:sz w:val="28"/>
+          <w:szCs w:val="28"/>
+        </w:rPr>
+        <w:t xml:space="preserve">, </w:t>
+      </w:r>
+      <w:proofErr w:type="spellStart"/>
+      <w:r>
+        <w:rPr>
+          <w:rFonts w:ascii="Times New Roman" w:hAnsi="Times New Roman" w:cs="Times New Roman"/>
+          <w:sz w:val="28"/>
+          <w:szCs w:val="28"/>
+        </w:rPr>
+        <w:t>Steve</w:t>
+      </w:r>
+      <w:proofErr w:type="spellEnd"/>
+      <w:r>
+        <w:rPr>
+          <w:rFonts w:ascii="Times New Roman" w:hAnsi="Times New Roman" w:cs="Times New Roman"/>
+          <w:sz w:val="28"/>
+          <w:szCs w:val="28"/>
+        </w:rPr>
+        <w:t xml:space="preserve"> </w:t>
+      </w:r>
+      <w:proofErr w:type="spellStart"/>
+      <w:r>
+        <w:rPr>
+          <w:rFonts w:ascii="Times New Roman" w:hAnsi="Times New Roman" w:cs="Times New Roman"/>
+          <w:sz w:val="28"/>
+          <w:szCs w:val="28"/>
+        </w:rPr>
+        <w:t>Oualline</w:t>
+      </w:r>
+      <w:proofErr w:type="spellEnd"/>
+      <w:r>
+        <w:rPr>
+          <w:rFonts w:ascii="Times New Roman" w:hAnsi="Times New Roman" w:cs="Times New Roman"/>
+          <w:sz w:val="28"/>
+          <w:szCs w:val="28"/>
+        </w:rPr>
+        <w:t xml:space="preserve">. </w:t>
+      </w:r>
+      <w:proofErr w:type="spellStart"/>
+      <w:r>
+        <w:rPr>
+          <w:rFonts w:ascii="Times New Roman" w:hAnsi="Times New Roman" w:cs="Times New Roman"/>
+          <w:sz w:val="28"/>
+          <w:szCs w:val="28"/>
+        </w:rPr>
+        <w:t>Practical</w:t>
+      </w:r>
+      <w:proofErr w:type="spellEnd"/>
+      <w:r>
+        <w:rPr>
+          <w:rFonts w:ascii="Times New Roman" w:hAnsi="Times New Roman" w:cs="Times New Roman"/>
+          <w:sz w:val="28"/>
+          <w:szCs w:val="28"/>
+        </w:rPr>
+        <w:t xml:space="preserve"> </w:t>
+      </w:r>
+      <w:proofErr w:type="spellStart"/>
+      <w:r>
+        <w:rPr>
+          <w:rFonts w:ascii="Times New Roman" w:hAnsi="Times New Roman" w:cs="Times New Roman"/>
+          <w:sz w:val="28"/>
+          <w:szCs w:val="28"/>
+        </w:rPr>
+        <w:t>Git</w:t>
+      </w:r>
+      <w:proofErr w:type="spellEnd"/>
+      <w:r>
+        <w:rPr>
+          <w:rFonts w:ascii="Times New Roman" w:hAnsi="Times New Roman" w:cs="Times New Roman"/>
+          <w:sz w:val="28"/>
+          <w:szCs w:val="28"/>
+        </w:rPr>
+        <w:t xml:space="preserve">: </w:t>
+      </w:r>
+      <w:proofErr w:type="spellStart"/>
+      <w:r>
+        <w:rPr>
+          <w:rFonts w:ascii="Times New Roman" w:hAnsi="Times New Roman" w:cs="Times New Roman"/>
+          <w:sz w:val="28"/>
+          <w:szCs w:val="28"/>
+        </w:rPr>
+        <w:t>For</w:t>
+      </w:r>
+      <w:proofErr w:type="spellEnd"/>
+      <w:r>
+        <w:rPr>
+          <w:rFonts w:ascii="Times New Roman" w:hAnsi="Times New Roman" w:cs="Times New Roman"/>
+          <w:sz w:val="28"/>
+          <w:szCs w:val="28"/>
+        </w:rPr>
+        <w:t xml:space="preserve"> </w:t>
+      </w:r>
+      <w:proofErr w:type="spellStart"/>
+      <w:r>
+        <w:rPr>
+          <w:rFonts w:ascii="Times New Roman" w:hAnsi="Times New Roman" w:cs="Times New Roman"/>
+          <w:sz w:val="28"/>
+          <w:szCs w:val="28"/>
+        </w:rPr>
+        <w:t>Everyday</w:t>
+      </w:r>
+      <w:proofErr w:type="spellEnd"/>
+      <w:r>
+        <w:rPr>
+          <w:rFonts w:ascii="Times New Roman" w:hAnsi="Times New Roman" w:cs="Times New Roman"/>
+          <w:sz w:val="28"/>
+          <w:szCs w:val="28"/>
+        </w:rPr>
+        <w:t xml:space="preserve"> </w:t>
+      </w:r>
+      <w:proofErr w:type="spellStart"/>
+      <w:r>
+        <w:rPr>
+          <w:rFonts w:ascii="Times New Roman" w:hAnsi="Times New Roman" w:cs="Times New Roman"/>
+          <w:sz w:val="28"/>
+          <w:szCs w:val="28"/>
+        </w:rPr>
+        <w:t>Use</w:t>
+      </w:r>
+      <w:proofErr w:type="spellEnd"/>
+      <w:r>
+        <w:rPr>
+          <w:rFonts w:ascii="Times New Roman" w:hAnsi="Times New Roman" w:cs="Times New Roman"/>
+          <w:sz w:val="28"/>
+          <w:szCs w:val="28"/>
+        </w:rPr>
+        <w:t xml:space="preserve">. </w:t>
+      </w:r>
+      <w:proofErr w:type="spellStart"/>
+      <w:r>
+        <w:rPr>
+          <w:rFonts w:ascii="Times New Roman" w:hAnsi="Times New Roman" w:cs="Times New Roman"/>
+          <w:sz w:val="28"/>
+          <w:szCs w:val="28"/>
+        </w:rPr>
+        <w:t>No</w:t>
+      </w:r>
+      <w:proofErr w:type="spellEnd"/>
+      <w:r>
+        <w:rPr>
+          <w:rFonts w:ascii="Times New Roman" w:hAnsi="Times New Roman" w:cs="Times New Roman"/>
+          <w:sz w:val="28"/>
+          <w:szCs w:val="28"/>
+        </w:rPr>
+        <w:t xml:space="preserve"> </w:t>
+      </w:r>
+      <w:proofErr w:type="spellStart"/>
+      <w:r>
+        <w:rPr>
+          <w:rFonts w:ascii="Times New Roman" w:hAnsi="Times New Roman" w:cs="Times New Roman"/>
+          <w:sz w:val="28"/>
+          <w:szCs w:val="28"/>
+        </w:rPr>
+        <w:t>Starch</w:t>
+      </w:r>
+      <w:proofErr w:type="spellEnd"/>
+      <w:r>
+        <w:rPr>
+          <w:rFonts w:ascii="Times New Roman" w:hAnsi="Times New Roman" w:cs="Times New Roman"/>
+          <w:sz w:val="28"/>
+          <w:szCs w:val="28"/>
+        </w:rPr>
+        <w:t xml:space="preserve"> </w:t>
+      </w:r>
+      <w:proofErr w:type="spellStart"/>
+      <w:r>
+        <w:rPr>
+          <w:rFonts w:ascii="Times New Roman" w:hAnsi="Times New Roman" w:cs="Times New Roman"/>
+          <w:sz w:val="28"/>
+          <w:szCs w:val="28"/>
+        </w:rPr>
+        <w:t>Press</w:t>
+      </w:r>
+      <w:proofErr w:type="spellEnd"/>
+      <w:r>
+        <w:rPr>
+          <w:rFonts w:ascii="Times New Roman" w:hAnsi="Times New Roman" w:cs="Times New Roman"/>
+          <w:sz w:val="28"/>
+          <w:szCs w:val="28"/>
+        </w:rPr>
+        <w:t>. 2014. 300 p.</w:t>
       </w:r>
     </w:p>
     <w:sectPr>
@@ -455,6 +2988,279 @@
     </w:sectPr>
   </w:body>
 </w:document>
+</file>
+
+<file path=word/numbering.xml><?xml version="1.0" encoding="utf-8"?>
+<w:numbering xmlns:wpc="http://schemas.microsoft.com/office/word/2010/wordprocessingCanvas" xmlns:cx="http://schemas.microsoft.com/office/drawing/2014/chartex" xmlns:mc="http://schemas.openxmlformats.org/markup-compatibility/2006" xmlns:o="urn:schemas-microsoft-com:office:office" xmlns:r="http://schemas.openxmlformats.org/officeDocument/2006/relationships" xmlns:m="http://schemas.openxmlformats.org/officeDocument/2006/math" xmlns:v="urn:schemas-microsoft-com:vml" xmlns:wp14="http://schemas.microsoft.com/office/word/2010/wordprocessingDrawing" xmlns:wp="http://schemas.openxmlformats.org/drawingml/2006/wordprocessingDrawing" xmlns:w10="urn:schemas-microsoft-com:office:word" xmlns:w="http://schemas.openxmlformats.org/wordprocessingml/2006/main" xmlns:w14="http://schemas.microsoft.com/office/word/2010/wordml" xmlns:w15="http://schemas.microsoft.com/office/word/2012/wordml" xmlns:w16se="http://schemas.microsoft.com/office/word/2015/wordml/symex" xmlns:wpg="http://schemas.microsoft.com/office/word/2010/wordprocessingGroup" xmlns:wpi="http://schemas.microsoft.com/office/word/2010/wordprocessingInk" xmlns:wne="http://schemas.microsoft.com/office/word/2006/wordml" xmlns:wps="http://schemas.microsoft.com/office/word/2010/wordprocessingShape" mc:Ignorable="w14 w15 w16se wp14">
+  <w:abstractNum w:abstractNumId="0" w15:restartNumberingAfterBreak="0">
+    <w:nsid w:val="323A1B08"/>
+    <w:multiLevelType w:val="hybridMultilevel"/>
+    <w:tmpl w:val="4B8A42D0"/>
+    <w:lvl w:ilvl="0" w:tplc="04220001">
+      <w:start w:val="1"/>
+      <w:numFmt w:val="bullet"/>
+      <w:lvlText w:val=""/>
+      <w:lvlJc w:val="left"/>
+      <w:pPr>
+        <w:ind w:left="720" w:hanging="360"/>
+      </w:pPr>
+      <w:rPr>
+        <w:rFonts w:ascii="Symbol" w:hAnsi="Symbol" w:hint="default"/>
+      </w:rPr>
+    </w:lvl>
+    <w:lvl w:ilvl="1" w:tplc="04220003" w:tentative="1">
+      <w:start w:val="1"/>
+      <w:numFmt w:val="bullet"/>
+      <w:lvlText w:val="o"/>
+      <w:lvlJc w:val="left"/>
+      <w:pPr>
+        <w:ind w:left="1440" w:hanging="360"/>
+      </w:pPr>
+      <w:rPr>
+        <w:rFonts w:ascii="Courier New" w:hAnsi="Courier New" w:cs="Courier New" w:hint="default"/>
+      </w:rPr>
+    </w:lvl>
+    <w:lvl w:ilvl="2" w:tplc="04220005" w:tentative="1">
+      <w:start w:val="1"/>
+      <w:numFmt w:val="bullet"/>
+      <w:lvlText w:val=""/>
+      <w:lvlJc w:val="left"/>
+      <w:pPr>
+        <w:ind w:left="2160" w:hanging="360"/>
+      </w:pPr>
+      <w:rPr>
+        <w:rFonts w:ascii="Wingdings" w:hAnsi="Wingdings" w:hint="default"/>
+      </w:rPr>
+    </w:lvl>
+    <w:lvl w:ilvl="3" w:tplc="04220001" w:tentative="1">
+      <w:start w:val="1"/>
+      <w:numFmt w:val="bullet"/>
+      <w:lvlText w:val=""/>
+      <w:lvlJc w:val="left"/>
+      <w:pPr>
+        <w:ind w:left="2880" w:hanging="360"/>
+      </w:pPr>
+      <w:rPr>
+        <w:rFonts w:ascii="Symbol" w:hAnsi="Symbol" w:hint="default"/>
+      </w:rPr>
+    </w:lvl>
+    <w:lvl w:ilvl="4" w:tplc="04220003" w:tentative="1">
+      <w:start w:val="1"/>
+      <w:numFmt w:val="bullet"/>
+      <w:lvlText w:val="o"/>
+      <w:lvlJc w:val="left"/>
+      <w:pPr>
+        <w:ind w:left="3600" w:hanging="360"/>
+      </w:pPr>
+      <w:rPr>
+        <w:rFonts w:ascii="Courier New" w:hAnsi="Courier New" w:cs="Courier New" w:hint="default"/>
+      </w:rPr>
+    </w:lvl>
+    <w:lvl w:ilvl="5" w:tplc="04220005" w:tentative="1">
+      <w:start w:val="1"/>
+      <w:numFmt w:val="bullet"/>
+      <w:lvlText w:val=""/>
+      <w:lvlJc w:val="left"/>
+      <w:pPr>
+        <w:ind w:left="4320" w:hanging="360"/>
+      </w:pPr>
+      <w:rPr>
+        <w:rFonts w:ascii="Wingdings" w:hAnsi="Wingdings" w:hint="default"/>
+      </w:rPr>
+    </w:lvl>
+    <w:lvl w:ilvl="6" w:tplc="04220001" w:tentative="1">
+      <w:start w:val="1"/>
+      <w:numFmt w:val="bullet"/>
+      <w:lvlText w:val=""/>
+      <w:lvlJc w:val="left"/>
+      <w:pPr>
+        <w:ind w:left="5040" w:hanging="360"/>
+      </w:pPr>
+      <w:rPr>
+        <w:rFonts w:ascii="Symbol" w:hAnsi="Symbol" w:hint="default"/>
+      </w:rPr>
+    </w:lvl>
+    <w:lvl w:ilvl="7" w:tplc="04220003" w:tentative="1">
+      <w:start w:val="1"/>
+      <w:numFmt w:val="bullet"/>
+      <w:lvlText w:val="o"/>
+      <w:lvlJc w:val="left"/>
+      <w:pPr>
+        <w:ind w:left="5760" w:hanging="360"/>
+      </w:pPr>
+      <w:rPr>
+        <w:rFonts w:ascii="Courier New" w:hAnsi="Courier New" w:cs="Courier New" w:hint="default"/>
+      </w:rPr>
+    </w:lvl>
+    <w:lvl w:ilvl="8" w:tplc="04220005" w:tentative="1">
+      <w:start w:val="1"/>
+      <w:numFmt w:val="bullet"/>
+      <w:lvlText w:val=""/>
+      <w:lvlJc w:val="left"/>
+      <w:pPr>
+        <w:ind w:left="6480" w:hanging="360"/>
+      </w:pPr>
+      <w:rPr>
+        <w:rFonts w:ascii="Wingdings" w:hAnsi="Wingdings" w:hint="default"/>
+      </w:rPr>
+    </w:lvl>
+  </w:abstractNum>
+  <w:abstractNum w:abstractNumId="1" w15:restartNumberingAfterBreak="0">
+    <w:nsid w:val="624E16FF"/>
+    <w:multiLevelType w:val="multilevel"/>
+    <w:tmpl w:val="ED48A1FE"/>
+    <w:lvl w:ilvl="0">
+      <w:start w:val="1"/>
+      <w:numFmt w:val="bullet"/>
+      <w:lvlText w:val=""/>
+      <w:lvlJc w:val="left"/>
+      <w:pPr>
+        <w:tabs>
+          <w:tab w:val="num" w:pos="720"/>
+        </w:tabs>
+        <w:ind w:left="720" w:hanging="360"/>
+      </w:pPr>
+      <w:rPr>
+        <w:rFonts w:ascii="Symbol" w:hAnsi="Symbol" w:hint="default"/>
+        <w:sz w:val="20"/>
+      </w:rPr>
+    </w:lvl>
+    <w:lvl w:ilvl="1" w:tentative="1">
+      <w:start w:val="1"/>
+      <w:numFmt w:val="bullet"/>
+      <w:lvlText w:val="o"/>
+      <w:lvlJc w:val="left"/>
+      <w:pPr>
+        <w:tabs>
+          <w:tab w:val="num" w:pos="1440"/>
+        </w:tabs>
+        <w:ind w:left="1440" w:hanging="360"/>
+      </w:pPr>
+      <w:rPr>
+        <w:rFonts w:ascii="Courier New" w:hAnsi="Courier New" w:hint="default"/>
+        <w:sz w:val="20"/>
+      </w:rPr>
+    </w:lvl>
+    <w:lvl w:ilvl="2" w:tentative="1">
+      <w:start w:val="1"/>
+      <w:numFmt w:val="bullet"/>
+      <w:lvlText w:val=""/>
+      <w:lvlJc w:val="left"/>
+      <w:pPr>
+        <w:tabs>
+          <w:tab w:val="num" w:pos="2160"/>
+        </w:tabs>
+        <w:ind w:left="2160" w:hanging="360"/>
+      </w:pPr>
+      <w:rPr>
+        <w:rFonts w:ascii="Wingdings" w:hAnsi="Wingdings" w:hint="default"/>
+        <w:sz w:val="20"/>
+      </w:rPr>
+    </w:lvl>
+    <w:lvl w:ilvl="3" w:tentative="1">
+      <w:start w:val="1"/>
+      <w:numFmt w:val="bullet"/>
+      <w:lvlText w:val=""/>
+      <w:lvlJc w:val="left"/>
+      <w:pPr>
+        <w:tabs>
+          <w:tab w:val="num" w:pos="2880"/>
+        </w:tabs>
+        <w:ind w:left="2880" w:hanging="360"/>
+      </w:pPr>
+      <w:rPr>
+        <w:rFonts w:ascii="Wingdings" w:hAnsi="Wingdings" w:hint="default"/>
+        <w:sz w:val="20"/>
+      </w:rPr>
+    </w:lvl>
+    <w:lvl w:ilvl="4" w:tentative="1">
+      <w:start w:val="1"/>
+      <w:numFmt w:val="bullet"/>
+      <w:lvlText w:val=""/>
+      <w:lvlJc w:val="left"/>
+      <w:pPr>
+        <w:tabs>
+          <w:tab w:val="num" w:pos="3600"/>
+        </w:tabs>
+        <w:ind w:left="3600" w:hanging="360"/>
+      </w:pPr>
+      <w:rPr>
+        <w:rFonts w:ascii="Wingdings" w:hAnsi="Wingdings" w:hint="default"/>
+        <w:sz w:val="20"/>
+      </w:rPr>
+    </w:lvl>
+    <w:lvl w:ilvl="5" w:tentative="1">
+      <w:start w:val="1"/>
+      <w:numFmt w:val="bullet"/>
+      <w:lvlText w:val=""/>
+      <w:lvlJc w:val="left"/>
+      <w:pPr>
+        <w:tabs>
+          <w:tab w:val="num" w:pos="4320"/>
+        </w:tabs>
+        <w:ind w:left="4320" w:hanging="360"/>
+      </w:pPr>
+      <w:rPr>
+        <w:rFonts w:ascii="Wingdings" w:hAnsi="Wingdings" w:hint="default"/>
+        <w:sz w:val="20"/>
+      </w:rPr>
+    </w:lvl>
+    <w:lvl w:ilvl="6" w:tentative="1">
+      <w:start w:val="1"/>
+      <w:numFmt w:val="bullet"/>
+      <w:lvlText w:val=""/>
+      <w:lvlJc w:val="left"/>
+      <w:pPr>
+        <w:tabs>
+          <w:tab w:val="num" w:pos="5040"/>
+        </w:tabs>
+        <w:ind w:left="5040" w:hanging="360"/>
+      </w:pPr>
+      <w:rPr>
+        <w:rFonts w:ascii="Wingdings" w:hAnsi="Wingdings" w:hint="default"/>
+        <w:sz w:val="20"/>
+      </w:rPr>
+    </w:lvl>
+    <w:lvl w:ilvl="7" w:tentative="1">
+      <w:start w:val="1"/>
+      <w:numFmt w:val="bullet"/>
+      <w:lvlText w:val=""/>
+      <w:lvlJc w:val="left"/>
+      <w:pPr>
+        <w:tabs>
+          <w:tab w:val="num" w:pos="5760"/>
+        </w:tabs>
+        <w:ind w:left="5760" w:hanging="360"/>
+      </w:pPr>
+      <w:rPr>
+        <w:rFonts w:ascii="Wingdings" w:hAnsi="Wingdings" w:hint="default"/>
+        <w:sz w:val="20"/>
+      </w:rPr>
+    </w:lvl>
+    <w:lvl w:ilvl="8" w:tentative="1">
+      <w:start w:val="1"/>
+      <w:numFmt w:val="bullet"/>
+      <w:lvlText w:val=""/>
+      <w:lvlJc w:val="left"/>
+      <w:pPr>
+        <w:tabs>
+          <w:tab w:val="num" w:pos="6480"/>
+        </w:tabs>
+        <w:ind w:left="6480" w:hanging="360"/>
+      </w:pPr>
+      <w:rPr>
+        <w:rFonts w:ascii="Wingdings" w:hAnsi="Wingdings" w:hint="default"/>
+        <w:sz w:val="20"/>
+      </w:rPr>
+    </w:lvl>
+  </w:abstractNum>
+  <w:num w:numId="1">
+    <w:abstractNumId w:val="1"/>
+  </w:num>
+  <w:num w:numId="2">
+    <w:abstractNumId w:val="0"/>
+  </w:num>
+</w:numbering>
 </file>
 
 <file path=word/styles.xml><?xml version="1.0" encoding="utf-8"?>
@@ -879,6 +3685,23 @@
     <w:semiHidden/>
     <w:unhideWhenUsed/>
   </w:style>
+  <w:style w:type="paragraph" w:styleId="a3">
+    <w:name w:val="Normal (Web)"/>
+    <w:basedOn w:val="a"/>
+    <w:uiPriority w:val="99"/>
+    <w:semiHidden/>
+    <w:unhideWhenUsed/>
+    <w:rsid w:val="006A4D29"/>
+    <w:pPr>
+      <w:spacing w:before="100" w:beforeAutospacing="1" w:after="100" w:afterAutospacing="1" w:line="240" w:lineRule="auto"/>
+    </w:pPr>
+    <w:rPr>
+      <w:rFonts w:ascii="Times New Roman" w:eastAsia="Times New Roman" w:hAnsi="Times New Roman" w:cs="Times New Roman"/>
+      <w:sz w:val="24"/>
+      <w:szCs w:val="24"/>
+      <w:lang w:eastAsia="uk-UA"/>
+    </w:rPr>
+  </w:style>
 </w:styles>
 </file>
 
